--- a/templates/sell_exclusive.docx
+++ b/templates/sell_exclusive.docx
@@ -462,16 +462,7 @@
                 <w:sz w:val="19"/>
                 <w:szCs w:val="19"/>
               </w:rPr>
-              <w:t>/                    /</w:t>
-            </w:r>
-            <w:r>
-              <w:rPr>
-                <w:rFonts w:ascii="Tahoma" w:hAnsi="Tahoma" w:cs="Tahoma"/>
-                <w:sz w:val="19"/>
-                <w:szCs w:val="19"/>
-                <w:lang w:val="mn-MN"/>
-              </w:rPr>
-              <w:t xml:space="preserve"> </w:t>
+              <w:t xml:space="preserve">                  </w:t>
             </w:r>
             <w:r>
               <w:rPr>
@@ -4188,8 +4179,9 @@
           <w:sz w:val="19"/>
           <w:szCs w:val="19"/>
         </w:rPr>
-        <w:t>{{commissionRate}}</w:t>
-      </w:r>
+        <w:t>{{</w:t>
+      </w:r>
+      <w:proofErr w:type="spellStart"/>
       <w:r>
         <w:rPr>
           <w:rFonts w:ascii="Tahoma" w:hAnsi="Tahoma" w:cs="Tahoma"/>
@@ -4198,6 +4190,27 @@
           <w:sz w:val="19"/>
           <w:szCs w:val="19"/>
         </w:rPr>
+        <w:t>commissionRate</w:t>
+      </w:r>
+      <w:proofErr w:type="spellEnd"/>
+      <w:r>
+        <w:rPr>
+          <w:rFonts w:ascii="Tahoma" w:hAnsi="Tahoma" w:cs="Tahoma"/>
+          <w:b/>
+          <w:bCs/>
+          <w:sz w:val="19"/>
+          <w:szCs w:val="19"/>
+        </w:rPr>
+        <w:t>}}</w:t>
+      </w:r>
+      <w:r>
+        <w:rPr>
+          <w:rFonts w:ascii="Tahoma" w:hAnsi="Tahoma" w:cs="Tahoma"/>
+          <w:b/>
+          <w:bCs/>
+          <w:sz w:val="19"/>
+          <w:szCs w:val="19"/>
+        </w:rPr>
         <w:t xml:space="preserve"> </w:t>
       </w:r>
       <w:r>
@@ -4218,7 +4231,29 @@
           <w:sz w:val="19"/>
           <w:szCs w:val="19"/>
         </w:rPr>
-        <w:t> {{commissionAmount}}</w:t>
+        <w:t> {{</w:t>
+      </w:r>
+      <w:proofErr w:type="spellStart"/>
+      <w:r>
+        <w:rPr>
+          <w:rFonts w:ascii="Tahoma" w:hAnsi="Tahoma" w:cs="Tahoma"/>
+          <w:b/>
+          <w:bCs/>
+          <w:sz w:val="19"/>
+          <w:szCs w:val="19"/>
+        </w:rPr>
+        <w:t>commissionAmount</w:t>
+      </w:r>
+      <w:proofErr w:type="spellEnd"/>
+      <w:r>
+        <w:rPr>
+          <w:rFonts w:ascii="Tahoma" w:hAnsi="Tahoma" w:cs="Tahoma"/>
+          <w:b/>
+          <w:bCs/>
+          <w:sz w:val="19"/>
+          <w:szCs w:val="19"/>
+        </w:rPr>
+        <w:t>}}</w:t>
       </w:r>
       <w:r>
         <w:rPr>
@@ -14951,6 +14986,7 @@
   <w:style w:type="character" w:default="1" w:styleId="DefaultParagraphFont">
     <w:name w:val="Default Paragraph Font"/>
     <w:uiPriority w:val="1"/>
+    <w:semiHidden/>
     <w:unhideWhenUsed/>
   </w:style>
   <w:style w:type="table" w:default="1" w:styleId="TableNormal">

--- a/templates/sell_exclusive.docx
+++ b/templates/sell_exclusive.docx
@@ -234,7 +234,21 @@
           <w:rFonts w:ascii="Times New Roman" w:hAnsi="Times New Roman" w:cs="Times New Roman"/>
           <w:lang w:val="mn-MN"/>
         </w:rPr>
-        <w:t>{{startDate}}-ны өдөр</w:t>
+        <w:t>{{startDate</w:t>
+      </w:r>
+      <w:r>
+        <w:rPr>
+          <w:rFonts w:ascii="Times New Roman" w:hAnsi="Times New Roman" w:cs="Times New Roman"/>
+          <w:lang w:val="mn-MN"/>
+        </w:rPr>
+        <w:t xml:space="preserve">}} </w:t>
+      </w:r>
+      <w:r>
+        <w:rPr>
+          <w:rFonts w:ascii="Times New Roman" w:hAnsi="Times New Roman" w:cs="Times New Roman"/>
+          <w:lang w:val="mn-MN"/>
+        </w:rPr>
+        <w:t>-ны өдөр</w:t>
       </w:r>
       <w:r>
         <w:rPr>
@@ -274,7 +288,15 @@
           <w:bCs/>
           <w:lang w:val="mn-MN"/>
         </w:rPr>
-        <w:t>{{contractNumber}}</w:t>
+        <w:t>{{contractNumber</w:t>
+      </w:r>
+      <w:r>
+        <w:rPr>
+          <w:rFonts w:ascii="Times New Roman" w:hAnsi="Times New Roman" w:cs="Times New Roman"/>
+          <w:bCs/>
+          <w:lang w:val="mn-MN"/>
+        </w:rPr>
+        <w:t xml:space="preserve">}} </w:t>
       </w:r>
       <w:r>
         <w:rPr>
@@ -1115,7 +1137,27 @@
                 <w:sz w:val="22"/>
                 <w:szCs w:val="22"/>
               </w:rPr>
-              <w:t xml:space="preserve">{{name}} </w:t>
+              <w:t>{{name</w:t>
+            </w:r>
+            <w:r>
+              <w:rPr>
+                <w:rFonts w:ascii="Times New Roman" w:hAnsi="Times New Roman" w:cs="Times New Roman"/>
+                <w:bCs/>
+                <w:color w:val="000000"/>
+                <w:sz w:val="22"/>
+                <w:szCs w:val="22"/>
+              </w:rPr>
+              <w:t xml:space="preserve">}} </w:t>
+            </w:r>
+            <w:r>
+              <w:rPr>
+                <w:rFonts w:ascii="Times New Roman" w:hAnsi="Times New Roman" w:cs="Times New Roman"/>
+                <w:bCs/>
+                <w:color w:val="000000"/>
+                <w:sz w:val="22"/>
+                <w:szCs w:val="22"/>
+              </w:rPr>
+              <w:t xml:space="preserve"> </w:t>
             </w:r>
           </w:p>
           <w:p>
@@ -1140,7 +1182,49 @@
                 <w:sz w:val="22"/>
                 <w:szCs w:val="22"/>
               </w:rPr>
-              <w:t>(РД: ...........................{{register}})</w:t>
+              <w:t>(</w:t>
+            </w:r>
+            <w:proofErr w:type="gramStart"/>
+            <w:r>
+              <w:rPr>
+                <w:rFonts w:ascii="Times New Roman" w:hAnsi="Times New Roman" w:cs="Times New Roman"/>
+                <w:bCs/>
+                <w:color w:val="000000"/>
+                <w:sz w:val="22"/>
+                <w:szCs w:val="22"/>
+              </w:rPr>
+              <w:t>РД:{</w:t>
+            </w:r>
+            <w:proofErr w:type="gramEnd"/>
+            <w:r>
+              <w:rPr>
+                <w:rFonts w:ascii="Times New Roman" w:hAnsi="Times New Roman" w:cs="Times New Roman"/>
+                <w:bCs/>
+                <w:color w:val="000000"/>
+                <w:sz w:val="22"/>
+                <w:szCs w:val="22"/>
+              </w:rPr>
+              <w:t>{register</w:t>
+            </w:r>
+            <w:r>
+              <w:rPr>
+                <w:rFonts w:ascii="Times New Roman" w:hAnsi="Times New Roman" w:cs="Times New Roman"/>
+                <w:bCs/>
+                <w:color w:val="000000"/>
+                <w:sz w:val="22"/>
+                <w:szCs w:val="22"/>
+              </w:rPr>
+              <w:t xml:space="preserve">}} </w:t>
+            </w:r>
+            <w:r>
+              <w:rPr>
+                <w:rFonts w:ascii="Times New Roman" w:hAnsi="Times New Roman" w:cs="Times New Roman"/>
+                <w:bCs/>
+                <w:color w:val="000000"/>
+                <w:sz w:val="22"/>
+                <w:szCs w:val="22"/>
+              </w:rPr>
+              <w:t>)</w:t>
             </w:r>
           </w:p>
         </w:tc>
@@ -1644,7 +1728,17 @@
                 <w:sz w:val="22"/>
                 <w:szCs w:val="22"/>
               </w:rPr>
-              <w:t>{{cert}}</w:t>
+              <w:t>{{cert</w:t>
+            </w:r>
+            <w:r>
+              <w:rPr>
+                <w:rFonts w:ascii="Times New Roman" w:hAnsi="Times New Roman" w:cs="Times New Roman"/>
+                <w:bCs/>
+                <w:color w:val="000000"/>
+                <w:sz w:val="22"/>
+                <w:szCs w:val="22"/>
+              </w:rPr>
+              <w:t xml:space="preserve">}} </w:t>
             </w:r>
           </w:p>
         </w:tc>
@@ -1738,7 +1832,17 @@
                 <w:sz w:val="22"/>
                 <w:szCs w:val="22"/>
               </w:rPr>
-              <w:t>{{purpose}}</w:t>
+              <w:t>{{purpose</w:t>
+            </w:r>
+            <w:r>
+              <w:rPr>
+                <w:rFonts w:ascii="Times New Roman" w:hAnsi="Times New Roman" w:cs="Times New Roman"/>
+                <w:bCs/>
+                <w:color w:val="000000"/>
+                <w:sz w:val="22"/>
+                <w:szCs w:val="22"/>
+              </w:rPr>
+              <w:t xml:space="preserve">}} </w:t>
             </w:r>
           </w:p>
         </w:tc>
@@ -1956,7 +2060,17 @@
                 <w:sz w:val="22"/>
                 <w:szCs w:val="22"/>
               </w:rPr>
-              <w:t>{{address}}</w:t>
+              <w:t>{{address</w:t>
+            </w:r>
+            <w:r>
+              <w:rPr>
+                <w:rFonts w:ascii="Times New Roman" w:hAnsi="Times New Roman" w:cs="Times New Roman"/>
+                <w:bCs/>
+                <w:color w:val="000000"/>
+                <w:sz w:val="22"/>
+                <w:szCs w:val="22"/>
+              </w:rPr>
+              <w:t xml:space="preserve">}} </w:t>
             </w:r>
           </w:p>
         </w:tc>
@@ -2026,7 +2140,17 @@
                 <w:sz w:val="22"/>
                 <w:szCs w:val="22"/>
               </w:rPr>
-              <w:t>{{area}}</w:t>
+              <w:t>{{area</w:t>
+            </w:r>
+            <w:r>
+              <w:rPr>
+                <w:rFonts w:ascii="Times New Roman" w:hAnsi="Times New Roman" w:cs="Times New Roman"/>
+                <w:bCs/>
+                <w:color w:val="000000"/>
+                <w:sz w:val="22"/>
+                <w:szCs w:val="22"/>
+              </w:rPr>
+              <w:t xml:space="preserve">}} </w:t>
             </w:r>
           </w:p>
         </w:tc>
@@ -2356,8 +2480,8 @@
                 <w:rFonts w:ascii="Times New Roman" w:hAnsi="Times New Roman" w:cs="Times New Roman"/>
                 <w:bCs/>
                 <w:color w:val="000000"/>
-                <w:sz w:val="22"/>
-                <w:szCs w:val="22"/>
+                <w:sz w:val="20"/>
+                <w:szCs w:val="20"/>
               </w:rPr>
             </w:pPr>
             <w:proofErr w:type="spellStart"/>
@@ -2366,8 +2490,8 @@
                 <w:rFonts w:ascii="Times New Roman" w:hAnsi="Times New Roman" w:cs="Times New Roman"/>
                 <w:bCs/>
                 <w:color w:val="000000"/>
-                <w:sz w:val="22"/>
-                <w:szCs w:val="22"/>
+                <w:sz w:val="20"/>
+                <w:szCs w:val="20"/>
               </w:rPr>
               <w:t>Эхлэх</w:t>
             </w:r>
@@ -2377,8 +2501,8 @@
                 <w:rFonts w:ascii="Times New Roman" w:hAnsi="Times New Roman" w:cs="Times New Roman"/>
                 <w:bCs/>
                 <w:color w:val="000000"/>
-                <w:sz w:val="22"/>
-                <w:szCs w:val="22"/>
+                <w:sz w:val="20"/>
+                <w:szCs w:val="20"/>
               </w:rPr>
               <w:t xml:space="preserve"> </w:t>
             </w:r>
@@ -2388,8 +2512,8 @@
                 <w:rFonts w:ascii="Times New Roman" w:hAnsi="Times New Roman" w:cs="Times New Roman"/>
                 <w:bCs/>
                 <w:color w:val="000000"/>
-                <w:sz w:val="22"/>
-                <w:szCs w:val="22"/>
+                <w:sz w:val="20"/>
+                <w:szCs w:val="20"/>
               </w:rPr>
               <w:t>өдөр</w:t>
             </w:r>
@@ -2410,8 +2534,8 @@
                 <w:rFonts w:ascii="Times New Roman" w:hAnsi="Times New Roman" w:cs="Times New Roman"/>
                 <w:bCs/>
                 <w:color w:val="000000"/>
-                <w:sz w:val="22"/>
-                <w:szCs w:val="22"/>
+                <w:sz w:val="20"/>
+                <w:szCs w:val="20"/>
               </w:rPr>
             </w:pPr>
             <w:proofErr w:type="spellStart"/>
@@ -2420,8 +2544,8 @@
                 <w:rFonts w:ascii="Times New Roman" w:hAnsi="Times New Roman" w:cs="Times New Roman"/>
                 <w:bCs/>
                 <w:color w:val="000000"/>
-                <w:sz w:val="22"/>
-                <w:szCs w:val="22"/>
+                <w:sz w:val="20"/>
+                <w:szCs w:val="20"/>
               </w:rPr>
               <w:t>Дуусгавар</w:t>
             </w:r>
@@ -2431,8 +2555,8 @@
                 <w:rFonts w:ascii="Times New Roman" w:hAnsi="Times New Roman" w:cs="Times New Roman"/>
                 <w:bCs/>
                 <w:color w:val="000000"/>
-                <w:sz w:val="22"/>
-                <w:szCs w:val="22"/>
+                <w:sz w:val="20"/>
+                <w:szCs w:val="20"/>
               </w:rPr>
               <w:t xml:space="preserve"> </w:t>
             </w:r>
@@ -2442,8 +2566,8 @@
                 <w:rFonts w:ascii="Times New Roman" w:hAnsi="Times New Roman" w:cs="Times New Roman"/>
                 <w:bCs/>
                 <w:color w:val="000000"/>
-                <w:sz w:val="22"/>
-                <w:szCs w:val="22"/>
+                <w:sz w:val="20"/>
+                <w:szCs w:val="20"/>
               </w:rPr>
               <w:t>болох</w:t>
             </w:r>
@@ -2453,8 +2577,8 @@
                 <w:rFonts w:ascii="Times New Roman" w:hAnsi="Times New Roman" w:cs="Times New Roman"/>
                 <w:bCs/>
                 <w:color w:val="000000"/>
-                <w:sz w:val="22"/>
-                <w:szCs w:val="22"/>
+                <w:sz w:val="20"/>
+                <w:szCs w:val="20"/>
               </w:rPr>
               <w:t xml:space="preserve"> </w:t>
             </w:r>
@@ -2464,8 +2588,8 @@
                 <w:rFonts w:ascii="Times New Roman" w:hAnsi="Times New Roman" w:cs="Times New Roman"/>
                 <w:bCs/>
                 <w:color w:val="000000"/>
-                <w:sz w:val="22"/>
-                <w:szCs w:val="22"/>
+                <w:sz w:val="20"/>
+                <w:szCs w:val="20"/>
               </w:rPr>
               <w:t>өдөр</w:t>
             </w:r>
@@ -2486,8 +2610,8 @@
                 <w:rFonts w:ascii="Times New Roman" w:hAnsi="Times New Roman" w:cs="Times New Roman"/>
                 <w:bCs/>
                 <w:color w:val="000000"/>
-                <w:sz w:val="22"/>
-                <w:szCs w:val="22"/>
+                <w:sz w:val="20"/>
+                <w:szCs w:val="20"/>
               </w:rPr>
             </w:pPr>
             <w:proofErr w:type="spellStart"/>
@@ -2496,8 +2620,8 @@
                 <w:rFonts w:ascii="Times New Roman" w:hAnsi="Times New Roman" w:cs="Times New Roman"/>
                 <w:bCs/>
                 <w:color w:val="000000"/>
-                <w:sz w:val="22"/>
-                <w:szCs w:val="22"/>
+                <w:sz w:val="20"/>
+                <w:szCs w:val="20"/>
               </w:rPr>
               <w:t>Сараар</w:t>
             </w:r>
@@ -2519,8 +2643,8 @@
                 <w:rFonts w:ascii="Times New Roman" w:hAnsi="Times New Roman" w:cs="Times New Roman"/>
                 <w:bCs/>
                 <w:color w:val="000000"/>
-                <w:sz w:val="22"/>
-                <w:szCs w:val="22"/>
+                <w:sz w:val="20"/>
+                <w:szCs w:val="20"/>
               </w:rPr>
             </w:pPr>
           </w:p>
@@ -2534,8 +2658,8 @@
                 <w:rFonts w:ascii="Times New Roman" w:hAnsi="Times New Roman" w:cs="Times New Roman"/>
                 <w:bCs/>
                 <w:color w:val="000000"/>
-                <w:sz w:val="22"/>
-                <w:szCs w:val="22"/>
+                <w:sz w:val="20"/>
+                <w:szCs w:val="20"/>
                 <w:lang w:val="mn-MN"/>
               </w:rPr>
             </w:pPr>
@@ -2556,8 +2680,8 @@
                 <w:rFonts w:ascii="Times New Roman" w:hAnsi="Times New Roman" w:cs="Times New Roman"/>
                 <w:bCs/>
                 <w:color w:val="000000"/>
-                <w:sz w:val="22"/>
-                <w:szCs w:val="22"/>
+                <w:sz w:val="20"/>
+                <w:szCs w:val="20"/>
                 <w:lang w:val="mn-MN"/>
               </w:rPr>
             </w:pPr>
@@ -2566,8 +2690,8 @@
                 <w:rFonts w:ascii="Times New Roman" w:hAnsi="Times New Roman" w:cs="Times New Roman"/>
                 <w:bCs/>
                 <w:color w:val="000000"/>
-                <w:sz w:val="22"/>
-                <w:szCs w:val="22"/>
+                <w:sz w:val="20"/>
+                <w:szCs w:val="20"/>
                 <w:lang w:val="mn-MN"/>
               </w:rPr>
               <w:t>Иргэн</w:t>
@@ -2583,8 +2707,8 @@
                 <w:rFonts w:ascii="Times New Roman" w:hAnsi="Times New Roman" w:cs="Times New Roman"/>
                 <w:bCs/>
                 <w:color w:val="000000"/>
-                <w:sz w:val="22"/>
-                <w:szCs w:val="22"/>
+                <w:sz w:val="20"/>
+                <w:szCs w:val="20"/>
                 <w:lang w:val="mn-MN"/>
               </w:rPr>
             </w:pPr>
@@ -2599,8 +2723,8 @@
                 <w:rFonts w:ascii="Times New Roman" w:hAnsi="Times New Roman" w:cs="Times New Roman"/>
                 <w:bCs/>
                 <w:color w:val="000000"/>
-                <w:sz w:val="22"/>
-                <w:szCs w:val="22"/>
+                <w:sz w:val="20"/>
+                <w:szCs w:val="20"/>
                 <w:lang w:val="mn-MN"/>
               </w:rPr>
             </w:pPr>
@@ -2609,8 +2733,8 @@
                 <w:rFonts w:ascii="Times New Roman" w:hAnsi="Times New Roman" w:cs="Times New Roman"/>
                 <w:bCs/>
                 <w:color w:val="000000"/>
-                <w:sz w:val="22"/>
-                <w:szCs w:val="22"/>
+                <w:sz w:val="20"/>
+                <w:szCs w:val="20"/>
                 <w:lang w:val="mn-MN"/>
               </w:rPr>
               <w:t>............................</w:t>
@@ -2632,8 +2756,8 @@
                 <w:rFonts w:ascii="Times New Roman" w:hAnsi="Times New Roman" w:cs="Times New Roman"/>
                 <w:bCs/>
                 <w:color w:val="000000"/>
-                <w:sz w:val="22"/>
-                <w:szCs w:val="22"/>
+                <w:sz w:val="20"/>
+                <w:szCs w:val="20"/>
               </w:rPr>
             </w:pPr>
             <w:proofErr w:type="spellStart"/>
@@ -2642,8 +2766,8 @@
                 <w:rFonts w:ascii="Times New Roman" w:hAnsi="Times New Roman" w:cs="Times New Roman"/>
                 <w:bCs/>
                 <w:color w:val="000000"/>
-                <w:sz w:val="22"/>
-                <w:szCs w:val="22"/>
+                <w:sz w:val="20"/>
+                <w:szCs w:val="20"/>
               </w:rPr>
               <w:t>Хуулийн</w:t>
             </w:r>
@@ -2653,8 +2777,8 @@
                 <w:rFonts w:ascii="Times New Roman" w:hAnsi="Times New Roman" w:cs="Times New Roman"/>
                 <w:bCs/>
                 <w:color w:val="000000"/>
-                <w:sz w:val="22"/>
-                <w:szCs w:val="22"/>
+                <w:sz w:val="20"/>
+                <w:szCs w:val="20"/>
               </w:rPr>
               <w:t xml:space="preserve"> </w:t>
             </w:r>
@@ -2664,8 +2788,8 @@
                 <w:rFonts w:ascii="Times New Roman" w:hAnsi="Times New Roman" w:cs="Times New Roman"/>
                 <w:bCs/>
                 <w:color w:val="000000"/>
-                <w:sz w:val="22"/>
-                <w:szCs w:val="22"/>
+                <w:sz w:val="20"/>
+                <w:szCs w:val="20"/>
               </w:rPr>
               <w:t>этгээд</w:t>
             </w:r>
@@ -2681,8 +2805,8 @@
                 <w:rFonts w:ascii="Times New Roman" w:hAnsi="Times New Roman" w:cs="Times New Roman"/>
                 <w:bCs/>
                 <w:color w:val="000000"/>
-                <w:sz w:val="22"/>
-                <w:szCs w:val="22"/>
+                <w:sz w:val="20"/>
+                <w:szCs w:val="20"/>
               </w:rPr>
             </w:pPr>
           </w:p>
@@ -2696,8 +2820,8 @@
                 <w:rFonts w:ascii="Times New Roman" w:hAnsi="Times New Roman" w:cs="Times New Roman"/>
                 <w:bCs/>
                 <w:color w:val="000000"/>
-                <w:sz w:val="22"/>
-                <w:szCs w:val="22"/>
+                <w:sz w:val="20"/>
+                <w:szCs w:val="20"/>
               </w:rPr>
             </w:pPr>
             <w:r>
@@ -2705,8 +2829,8 @@
                 <w:rFonts w:ascii="Times New Roman" w:hAnsi="Times New Roman" w:cs="Times New Roman"/>
                 <w:bCs/>
                 <w:color w:val="000000"/>
-                <w:sz w:val="22"/>
-                <w:szCs w:val="22"/>
+                <w:sz w:val="20"/>
+                <w:szCs w:val="20"/>
               </w:rPr>
               <w:t>………………………</w:t>
             </w:r>
@@ -2731,8 +2855,8 @@
                 <w:rFonts w:ascii="Times New Roman" w:hAnsi="Times New Roman" w:cs="Times New Roman"/>
                 <w:bCs/>
                 <w:color w:val="000000"/>
-                <w:sz w:val="22"/>
-                <w:szCs w:val="22"/>
+                <w:sz w:val="20"/>
+                <w:szCs w:val="20"/>
               </w:rPr>
             </w:pPr>
             <w:r>
@@ -2740,8 +2864,8 @@
                 <w:rFonts w:ascii="Times New Roman" w:hAnsi="Times New Roman" w:cs="Times New Roman"/>
                 <w:bCs/>
                 <w:color w:val="000000"/>
-                <w:sz w:val="22"/>
-                <w:szCs w:val="22"/>
+                <w:sz w:val="20"/>
+                <w:szCs w:val="20"/>
               </w:rPr>
               <w:t>{{</w:t>
             </w:r>
@@ -2751,8 +2875,8 @@
                 <w:rFonts w:ascii="Times New Roman" w:hAnsi="Times New Roman" w:cs="Times New Roman"/>
                 <w:bCs/>
                 <w:color w:val="000000"/>
-                <w:sz w:val="22"/>
-                <w:szCs w:val="22"/>
+                <w:sz w:val="20"/>
+                <w:szCs w:val="20"/>
               </w:rPr>
               <w:t>startDate</w:t>
             </w:r>
@@ -2762,10 +2886,10 @@
                 <w:rFonts w:ascii="Times New Roman" w:hAnsi="Times New Roman" w:cs="Times New Roman"/>
                 <w:bCs/>
                 <w:color w:val="000000"/>
-                <w:sz w:val="22"/>
-                <w:szCs w:val="22"/>
-              </w:rPr>
-              <w:t>}}</w:t>
+                <w:sz w:val="20"/>
+                <w:szCs w:val="20"/>
+              </w:rPr>
+              <w:t xml:space="preserve">}} </w:t>
             </w:r>
           </w:p>
         </w:tc>
@@ -2783,20 +2907,35 @@
                 <w:rFonts w:ascii="Times New Roman" w:hAnsi="Times New Roman" w:cs="Times New Roman"/>
                 <w:bCs/>
                 <w:color w:val="000000"/>
-                <w:sz w:val="22"/>
-                <w:szCs w:val="22"/>
+                <w:sz w:val="20"/>
+                <w:szCs w:val="20"/>
               </w:rPr>
             </w:pPr>
             <w:r>
+              <w:rPr>
+                <w:rFonts w:ascii="Times New Roman" w:hAnsi="Times New Roman" w:cs="Times New Roman"/>
+                <w:sz w:val="20"/>
+                <w:szCs w:val="20"/>
+              </w:rPr>
               <w:t>{{</w:t>
             </w:r>
             <w:proofErr w:type="spellStart"/>
             <w:r>
+              <w:rPr>
+                <w:rFonts w:ascii="Times New Roman" w:hAnsi="Times New Roman" w:cs="Times New Roman"/>
+                <w:sz w:val="20"/>
+                <w:szCs w:val="20"/>
+              </w:rPr>
               <w:t>endDate</w:t>
             </w:r>
             <w:proofErr w:type="spellEnd"/>
             <w:r>
-              <w:t>}}</w:t>
+              <w:rPr>
+                <w:rFonts w:ascii="Times New Roman" w:hAnsi="Times New Roman" w:cs="Times New Roman"/>
+                <w:sz w:val="20"/>
+                <w:szCs w:val="20"/>
+              </w:rPr>
+              <w:t xml:space="preserve">}} </w:t>
             </w:r>
           </w:p>
         </w:tc>
@@ -2814,12 +2953,25 @@
                 <w:rFonts w:ascii="Times New Roman" w:hAnsi="Times New Roman" w:cs="Times New Roman"/>
                 <w:bCs/>
                 <w:color w:val="000000"/>
-                <w:sz w:val="22"/>
-                <w:szCs w:val="22"/>
+                <w:sz w:val="20"/>
+                <w:szCs w:val="20"/>
               </w:rPr>
             </w:pPr>
             <w:r>
-              <w:t>{{duration}}</w:t>
+              <w:rPr>
+                <w:rFonts w:ascii="Times New Roman" w:hAnsi="Times New Roman" w:cs="Times New Roman"/>
+                <w:sz w:val="20"/>
+                <w:szCs w:val="20"/>
+              </w:rPr>
+              <w:t>{{duration</w:t>
+            </w:r>
+            <w:r>
+              <w:rPr>
+                <w:rFonts w:ascii="Times New Roman" w:hAnsi="Times New Roman" w:cs="Times New Roman"/>
+                <w:sz w:val="20"/>
+                <w:szCs w:val="20"/>
+              </w:rPr>
+              <w:t xml:space="preserve">}} </w:t>
             </w:r>
           </w:p>
         </w:tc>
@@ -2838,8 +2990,8 @@
                 <w:rFonts w:ascii="Times New Roman" w:hAnsi="Times New Roman" w:cs="Times New Roman"/>
                 <w:bCs/>
                 <w:color w:val="000000"/>
-                <w:sz w:val="22"/>
-                <w:szCs w:val="22"/>
+                <w:sz w:val="20"/>
+                <w:szCs w:val="20"/>
               </w:rPr>
             </w:pPr>
           </w:p>
@@ -2859,8 +3011,8 @@
                 <w:rFonts w:ascii="Times New Roman" w:hAnsi="Times New Roman" w:cs="Times New Roman"/>
                 <w:bCs/>
                 <w:color w:val="000000"/>
-                <w:sz w:val="22"/>
-                <w:szCs w:val="22"/>
+                <w:sz w:val="20"/>
+                <w:szCs w:val="20"/>
               </w:rPr>
             </w:pPr>
           </w:p>
@@ -2880,8 +3032,8 @@
                 <w:rFonts w:ascii="Times New Roman" w:hAnsi="Times New Roman" w:cs="Times New Roman"/>
                 <w:bCs/>
                 <w:color w:val="000000"/>
-                <w:sz w:val="22"/>
-                <w:szCs w:val="22"/>
+                <w:sz w:val="20"/>
+                <w:szCs w:val="20"/>
               </w:rPr>
             </w:pPr>
           </w:p>
@@ -2906,8 +3058,8 @@
                 <w:rFonts w:ascii="Times New Roman" w:hAnsi="Times New Roman" w:cs="Times New Roman"/>
                 <w:bCs/>
                 <w:color w:val="000000"/>
-                <w:sz w:val="22"/>
-                <w:szCs w:val="22"/>
+                <w:sz w:val="20"/>
+                <w:szCs w:val="20"/>
               </w:rPr>
             </w:pPr>
             <w:r>
@@ -2915,8 +3067,8 @@
                 <w:rFonts w:ascii="Times New Roman" w:hAnsi="Times New Roman" w:cs="Times New Roman"/>
                 <w:bCs/>
                 <w:color w:val="000000"/>
-                <w:sz w:val="22"/>
-                <w:szCs w:val="22"/>
+                <w:sz w:val="20"/>
+                <w:szCs w:val="20"/>
                 <w:lang w:val="mn-MN"/>
               </w:rPr>
               <w:t>Үл хөдлөх хөрөнгийн өмчлөлийг нотолсон үнэн зөв мэдээлэл өгсөн тухай баталгаа</w:t>
@@ -2943,8 +3095,8 @@
                 <w:rFonts w:ascii="Times New Roman" w:hAnsi="Times New Roman" w:cs="Times New Roman"/>
                 <w:bCs/>
                 <w:color w:val="000000"/>
-                <w:sz w:val="22"/>
-                <w:szCs w:val="22"/>
+                <w:sz w:val="20"/>
+                <w:szCs w:val="20"/>
               </w:rPr>
             </w:pPr>
             <w:r>
@@ -2952,8 +3104,8 @@
                 <w:rFonts w:ascii="Times New Roman" w:hAnsi="Times New Roman" w:cs="Times New Roman"/>
                 <w:bCs/>
                 <w:color w:val="000000"/>
-                <w:sz w:val="22"/>
-                <w:szCs w:val="22"/>
+                <w:sz w:val="20"/>
+                <w:szCs w:val="20"/>
                 <w:lang w:val="mn-MN"/>
               </w:rPr>
               <w:t>Үл хөдлөх хөрөнгө нь барьцаанд тавигдаагүй, өөр бусад этгээдтэй маргаангүй, эрхийн доголдолгүй, биет байдлын доголдолгүй болохыг нотолсон үнэн зөв мэдээлэл өгсөн тухай баталгаа</w:t>
@@ -2975,8 +3127,8 @@
                 <w:rFonts w:ascii="Times New Roman" w:hAnsi="Times New Roman" w:cs="Times New Roman"/>
                 <w:bCs/>
                 <w:color w:val="000000"/>
-                <w:sz w:val="22"/>
-                <w:szCs w:val="22"/>
+                <w:sz w:val="20"/>
+                <w:szCs w:val="20"/>
               </w:rPr>
             </w:pPr>
             <w:proofErr w:type="spellStart"/>
@@ -2985,8 +3137,8 @@
                 <w:rFonts w:ascii="Times New Roman" w:hAnsi="Times New Roman" w:cs="Times New Roman"/>
                 <w:bCs/>
                 <w:color w:val="000000"/>
-                <w:sz w:val="22"/>
-                <w:szCs w:val="22"/>
+                <w:sz w:val="20"/>
+                <w:szCs w:val="20"/>
               </w:rPr>
               <w:t>Нотолсон</w:t>
             </w:r>
@@ -2996,8 +3148,8 @@
                 <w:rFonts w:ascii="Times New Roman" w:hAnsi="Times New Roman" w:cs="Times New Roman"/>
                 <w:bCs/>
                 <w:color w:val="000000"/>
-                <w:sz w:val="22"/>
-                <w:szCs w:val="22"/>
+                <w:sz w:val="20"/>
+                <w:szCs w:val="20"/>
               </w:rPr>
               <w:t xml:space="preserve"> </w:t>
             </w:r>
@@ -3007,8 +3159,8 @@
                 <w:rFonts w:ascii="Times New Roman" w:hAnsi="Times New Roman" w:cs="Times New Roman"/>
                 <w:bCs/>
                 <w:color w:val="000000"/>
-                <w:sz w:val="22"/>
-                <w:szCs w:val="22"/>
+                <w:sz w:val="20"/>
+                <w:szCs w:val="20"/>
               </w:rPr>
               <w:t>гарын</w:t>
             </w:r>
@@ -3018,8 +3170,8 @@
                 <w:rFonts w:ascii="Times New Roman" w:hAnsi="Times New Roman" w:cs="Times New Roman"/>
                 <w:bCs/>
                 <w:color w:val="000000"/>
-                <w:sz w:val="22"/>
-                <w:szCs w:val="22"/>
+                <w:sz w:val="20"/>
+                <w:szCs w:val="20"/>
               </w:rPr>
               <w:t xml:space="preserve"> </w:t>
             </w:r>
@@ -3029,8 +3181,8 @@
                 <w:rFonts w:ascii="Times New Roman" w:hAnsi="Times New Roman" w:cs="Times New Roman"/>
                 <w:bCs/>
                 <w:color w:val="000000"/>
-                <w:sz w:val="22"/>
-                <w:szCs w:val="22"/>
+                <w:sz w:val="20"/>
+                <w:szCs w:val="20"/>
               </w:rPr>
               <w:t>үсэг</w:t>
             </w:r>
@@ -3040,8 +3192,8 @@
                 <w:rFonts w:ascii="Times New Roman" w:hAnsi="Times New Roman" w:cs="Times New Roman"/>
                 <w:bCs/>
                 <w:color w:val="000000"/>
-                <w:sz w:val="22"/>
-                <w:szCs w:val="22"/>
+                <w:sz w:val="20"/>
+                <w:szCs w:val="20"/>
               </w:rPr>
               <w:t>:</w:t>
             </w:r>
@@ -3056,8 +3208,8 @@
                 <w:rFonts w:ascii="Times New Roman" w:hAnsi="Times New Roman" w:cs="Times New Roman"/>
                 <w:bCs/>
                 <w:color w:val="000000"/>
-                <w:sz w:val="22"/>
-                <w:szCs w:val="22"/>
+                <w:sz w:val="20"/>
+                <w:szCs w:val="20"/>
               </w:rPr>
             </w:pPr>
             <w:r>
@@ -3065,8 +3217,8 @@
                 <w:rFonts w:ascii="Times New Roman" w:hAnsi="Times New Roman" w:cs="Times New Roman"/>
                 <w:bCs/>
                 <w:color w:val="000000"/>
-                <w:sz w:val="22"/>
-                <w:szCs w:val="22"/>
+                <w:sz w:val="20"/>
+                <w:szCs w:val="20"/>
               </w:rPr>
               <w:t>…………………….</w:t>
             </w:r>
@@ -3092,8 +3244,8 @@
                 <w:rFonts w:ascii="Times New Roman" w:hAnsi="Times New Roman" w:cs="Times New Roman"/>
                 <w:bCs/>
                 <w:color w:val="000000"/>
-                <w:sz w:val="22"/>
-                <w:szCs w:val="22"/>
+                <w:sz w:val="20"/>
+                <w:szCs w:val="20"/>
               </w:rPr>
             </w:pPr>
             <w:r>
@@ -3101,8 +3253,8 @@
                 <w:rFonts w:ascii="Times New Roman" w:hAnsi="Times New Roman" w:cs="Times New Roman"/>
                 <w:bCs/>
                 <w:color w:val="000000"/>
-                <w:sz w:val="22"/>
-                <w:szCs w:val="22"/>
+                <w:sz w:val="20"/>
+                <w:szCs w:val="20"/>
                 <w:lang w:val="mn-MN"/>
               </w:rPr>
               <w:t>Үл хөдлөх хөрөнгө нь хууль бус орлогоор бий болоогүй, ямар нэг мөнгө угаах болон терроризмыг санхүүжүүлэх гэмт хэрэгт холбоогүйг нотолсон үнэн зөв мэдээлэл өгсөн тухай баталгаа</w:t>
@@ -3124,8 +3276,8 @@
                 <w:rFonts w:ascii="Times New Roman" w:hAnsi="Times New Roman" w:cs="Times New Roman"/>
                 <w:bCs/>
                 <w:color w:val="000000"/>
-                <w:sz w:val="22"/>
-                <w:szCs w:val="22"/>
+                <w:sz w:val="20"/>
+                <w:szCs w:val="20"/>
               </w:rPr>
             </w:pPr>
             <w:proofErr w:type="spellStart"/>
@@ -3134,8 +3286,8 @@
                 <w:rFonts w:ascii="Times New Roman" w:hAnsi="Times New Roman" w:cs="Times New Roman"/>
                 <w:bCs/>
                 <w:color w:val="000000"/>
-                <w:sz w:val="22"/>
-                <w:szCs w:val="22"/>
+                <w:sz w:val="20"/>
+                <w:szCs w:val="20"/>
               </w:rPr>
               <w:t>Нотолсон</w:t>
             </w:r>
@@ -3145,8 +3297,8 @@
                 <w:rFonts w:ascii="Times New Roman" w:hAnsi="Times New Roman" w:cs="Times New Roman"/>
                 <w:bCs/>
                 <w:color w:val="000000"/>
-                <w:sz w:val="22"/>
-                <w:szCs w:val="22"/>
+                <w:sz w:val="20"/>
+                <w:szCs w:val="20"/>
               </w:rPr>
               <w:t xml:space="preserve"> </w:t>
             </w:r>
@@ -3156,8 +3308,8 @@
                 <w:rFonts w:ascii="Times New Roman" w:hAnsi="Times New Roman" w:cs="Times New Roman"/>
                 <w:bCs/>
                 <w:color w:val="000000"/>
-                <w:sz w:val="22"/>
-                <w:szCs w:val="22"/>
+                <w:sz w:val="20"/>
+                <w:szCs w:val="20"/>
               </w:rPr>
               <w:t>гарын</w:t>
             </w:r>
@@ -3167,8 +3319,8 @@
                 <w:rFonts w:ascii="Times New Roman" w:hAnsi="Times New Roman" w:cs="Times New Roman"/>
                 <w:bCs/>
                 <w:color w:val="000000"/>
-                <w:sz w:val="22"/>
-                <w:szCs w:val="22"/>
+                <w:sz w:val="20"/>
+                <w:szCs w:val="20"/>
               </w:rPr>
               <w:t xml:space="preserve"> </w:t>
             </w:r>
@@ -3178,8 +3330,8 @@
                 <w:rFonts w:ascii="Times New Roman" w:hAnsi="Times New Roman" w:cs="Times New Roman"/>
                 <w:bCs/>
                 <w:color w:val="000000"/>
-                <w:sz w:val="22"/>
-                <w:szCs w:val="22"/>
+                <w:sz w:val="20"/>
+                <w:szCs w:val="20"/>
               </w:rPr>
               <w:t>үсэг</w:t>
             </w:r>
@@ -3189,8 +3341,8 @@
                 <w:rFonts w:ascii="Times New Roman" w:hAnsi="Times New Roman" w:cs="Times New Roman"/>
                 <w:bCs/>
                 <w:color w:val="000000"/>
-                <w:sz w:val="22"/>
-                <w:szCs w:val="22"/>
+                <w:sz w:val="20"/>
+                <w:szCs w:val="20"/>
               </w:rPr>
               <w:t>:</w:t>
             </w:r>
@@ -3205,8 +3357,8 @@
                 <w:rFonts w:ascii="Times New Roman" w:hAnsi="Times New Roman" w:cs="Times New Roman"/>
                 <w:bCs/>
                 <w:color w:val="000000"/>
-                <w:sz w:val="22"/>
-                <w:szCs w:val="22"/>
+                <w:sz w:val="20"/>
+                <w:szCs w:val="20"/>
               </w:rPr>
             </w:pPr>
             <w:r>
@@ -3214,8 +3366,8 @@
                 <w:rFonts w:ascii="Times New Roman" w:hAnsi="Times New Roman" w:cs="Times New Roman"/>
                 <w:bCs/>
                 <w:color w:val="000000"/>
-                <w:sz w:val="22"/>
-                <w:szCs w:val="22"/>
+                <w:sz w:val="20"/>
+                <w:szCs w:val="20"/>
               </w:rPr>
               <w:t>…………………….</w:t>
             </w:r>
@@ -3241,8 +3393,8 @@
                 <w:rFonts w:ascii="Times New Roman" w:hAnsi="Times New Roman" w:cs="Times New Roman"/>
                 <w:bCs/>
                 <w:color w:val="000000"/>
-                <w:sz w:val="22"/>
-                <w:szCs w:val="22"/>
+                <w:sz w:val="20"/>
+                <w:szCs w:val="20"/>
               </w:rPr>
             </w:pPr>
             <w:r>
@@ -3250,8 +3402,8 @@
                 <w:rFonts w:ascii="Times New Roman" w:hAnsi="Times New Roman" w:cs="Times New Roman"/>
                 <w:bCs/>
                 <w:color w:val="000000"/>
-                <w:sz w:val="22"/>
-                <w:szCs w:val="22"/>
+                <w:sz w:val="20"/>
+                <w:szCs w:val="20"/>
                 <w:lang w:val="mn-MN"/>
               </w:rPr>
               <w:t>Гэрээний дагуу төлөх зуучлалын хөлс нь хууль бус орлогоор бий болоогүй, ямар нэг мөнгө угаах болон терроризмыг санхүүжүүлэх гэмт хэрэгт холбоогүйг нотолсон үнэн зөв мэдээлэл өгсөн тухай баталгаа</w:t>
@@ -3273,8 +3425,8 @@
                 <w:rFonts w:ascii="Times New Roman" w:hAnsi="Times New Roman" w:cs="Times New Roman"/>
                 <w:bCs/>
                 <w:color w:val="000000"/>
-                <w:sz w:val="22"/>
-                <w:szCs w:val="22"/>
+                <w:sz w:val="20"/>
+                <w:szCs w:val="20"/>
               </w:rPr>
             </w:pPr>
             <w:proofErr w:type="spellStart"/>
@@ -3283,8 +3435,8 @@
                 <w:rFonts w:ascii="Times New Roman" w:hAnsi="Times New Roman" w:cs="Times New Roman"/>
                 <w:bCs/>
                 <w:color w:val="000000"/>
-                <w:sz w:val="22"/>
-                <w:szCs w:val="22"/>
+                <w:sz w:val="20"/>
+                <w:szCs w:val="20"/>
               </w:rPr>
               <w:t>Нотолсон</w:t>
             </w:r>
@@ -3294,8 +3446,8 @@
                 <w:rFonts w:ascii="Times New Roman" w:hAnsi="Times New Roman" w:cs="Times New Roman"/>
                 <w:bCs/>
                 <w:color w:val="000000"/>
-                <w:sz w:val="22"/>
-                <w:szCs w:val="22"/>
+                <w:sz w:val="20"/>
+                <w:szCs w:val="20"/>
               </w:rPr>
               <w:t xml:space="preserve"> </w:t>
             </w:r>
@@ -3305,8 +3457,8 @@
                 <w:rFonts w:ascii="Times New Roman" w:hAnsi="Times New Roman" w:cs="Times New Roman"/>
                 <w:bCs/>
                 <w:color w:val="000000"/>
-                <w:sz w:val="22"/>
-                <w:szCs w:val="22"/>
+                <w:sz w:val="20"/>
+                <w:szCs w:val="20"/>
               </w:rPr>
               <w:t>гарын</w:t>
             </w:r>
@@ -3316,8 +3468,8 @@
                 <w:rFonts w:ascii="Times New Roman" w:hAnsi="Times New Roman" w:cs="Times New Roman"/>
                 <w:bCs/>
                 <w:color w:val="000000"/>
-                <w:sz w:val="22"/>
-                <w:szCs w:val="22"/>
+                <w:sz w:val="20"/>
+                <w:szCs w:val="20"/>
               </w:rPr>
               <w:t xml:space="preserve"> </w:t>
             </w:r>
@@ -3327,8 +3479,8 @@
                 <w:rFonts w:ascii="Times New Roman" w:hAnsi="Times New Roman" w:cs="Times New Roman"/>
                 <w:bCs/>
                 <w:color w:val="000000"/>
-                <w:sz w:val="22"/>
-                <w:szCs w:val="22"/>
+                <w:sz w:val="20"/>
+                <w:szCs w:val="20"/>
               </w:rPr>
               <w:t>үсэг</w:t>
             </w:r>
@@ -3338,8 +3490,8 @@
                 <w:rFonts w:ascii="Times New Roman" w:hAnsi="Times New Roman" w:cs="Times New Roman"/>
                 <w:bCs/>
                 <w:color w:val="000000"/>
-                <w:sz w:val="22"/>
-                <w:szCs w:val="22"/>
+                <w:sz w:val="20"/>
+                <w:szCs w:val="20"/>
               </w:rPr>
               <w:t>:</w:t>
             </w:r>
@@ -3354,8 +3506,8 @@
                 <w:rFonts w:ascii="Times New Roman" w:hAnsi="Times New Roman" w:cs="Times New Roman"/>
                 <w:bCs/>
                 <w:color w:val="000000"/>
-                <w:sz w:val="22"/>
-                <w:szCs w:val="22"/>
+                <w:sz w:val="20"/>
+                <w:szCs w:val="20"/>
               </w:rPr>
             </w:pPr>
             <w:r>
@@ -3363,8 +3515,8 @@
                 <w:rFonts w:ascii="Times New Roman" w:hAnsi="Times New Roman" w:cs="Times New Roman"/>
                 <w:bCs/>
                 <w:color w:val="000000"/>
-                <w:sz w:val="22"/>
-                <w:szCs w:val="22"/>
+                <w:sz w:val="20"/>
+                <w:szCs w:val="20"/>
               </w:rPr>
               <w:t>…………………….</w:t>
             </w:r>
@@ -3390,8 +3542,8 @@
                 <w:rFonts w:ascii="Times New Roman" w:hAnsi="Times New Roman" w:cs="Times New Roman"/>
                 <w:bCs/>
                 <w:color w:val="000000"/>
-                <w:sz w:val="22"/>
-                <w:szCs w:val="22"/>
+                <w:sz w:val="20"/>
+                <w:szCs w:val="20"/>
               </w:rPr>
             </w:pPr>
             <w:proofErr w:type="spellStart"/>
@@ -3400,8 +3552,8 @@
                 <w:rFonts w:ascii="Times New Roman" w:hAnsi="Times New Roman" w:cs="Times New Roman"/>
                 <w:bCs/>
                 <w:color w:val="000000"/>
-                <w:sz w:val="22"/>
-                <w:szCs w:val="22"/>
+                <w:sz w:val="20"/>
+                <w:szCs w:val="20"/>
               </w:rPr>
               <w:t>Мэдээллийг</w:t>
             </w:r>
@@ -3411,8 +3563,8 @@
                 <w:rFonts w:ascii="Times New Roman" w:hAnsi="Times New Roman" w:cs="Times New Roman"/>
                 <w:bCs/>
                 <w:color w:val="000000"/>
-                <w:sz w:val="22"/>
-                <w:szCs w:val="22"/>
+                <w:sz w:val="20"/>
+                <w:szCs w:val="20"/>
               </w:rPr>
               <w:t xml:space="preserve"> </w:t>
             </w:r>
@@ -3422,8 +3574,8 @@
                 <w:rFonts w:ascii="Times New Roman" w:hAnsi="Times New Roman" w:cs="Times New Roman"/>
                 <w:bCs/>
                 <w:color w:val="000000"/>
-                <w:sz w:val="22"/>
-                <w:szCs w:val="22"/>
+                <w:sz w:val="20"/>
+                <w:szCs w:val="20"/>
               </w:rPr>
               <w:t>цааш</w:t>
             </w:r>
@@ -3433,8 +3585,8 @@
                 <w:rFonts w:ascii="Times New Roman" w:hAnsi="Times New Roman" w:cs="Times New Roman"/>
                 <w:bCs/>
                 <w:color w:val="000000"/>
-                <w:sz w:val="22"/>
-                <w:szCs w:val="22"/>
+                <w:sz w:val="20"/>
+                <w:szCs w:val="20"/>
               </w:rPr>
               <w:t xml:space="preserve"> </w:t>
             </w:r>
@@ -3444,8 +3596,8 @@
                 <w:rFonts w:ascii="Times New Roman" w:hAnsi="Times New Roman" w:cs="Times New Roman"/>
                 <w:bCs/>
                 <w:color w:val="000000"/>
-                <w:sz w:val="22"/>
-                <w:szCs w:val="22"/>
+                <w:sz w:val="20"/>
+                <w:szCs w:val="20"/>
               </w:rPr>
               <w:t>төрийн</w:t>
             </w:r>
@@ -3455,8 +3607,8 @@
                 <w:rFonts w:ascii="Times New Roman" w:hAnsi="Times New Roman" w:cs="Times New Roman"/>
                 <w:bCs/>
                 <w:color w:val="000000"/>
-                <w:sz w:val="22"/>
-                <w:szCs w:val="22"/>
+                <w:sz w:val="20"/>
+                <w:szCs w:val="20"/>
               </w:rPr>
               <w:t xml:space="preserve"> </w:t>
             </w:r>
@@ -3466,8 +3618,8 @@
                 <w:rFonts w:ascii="Times New Roman" w:hAnsi="Times New Roman" w:cs="Times New Roman"/>
                 <w:bCs/>
                 <w:color w:val="000000"/>
-                <w:sz w:val="22"/>
-                <w:szCs w:val="22"/>
+                <w:sz w:val="20"/>
+                <w:szCs w:val="20"/>
               </w:rPr>
               <w:t>захиргааны</w:t>
             </w:r>
@@ -3477,8 +3629,8 @@
                 <w:rFonts w:ascii="Times New Roman" w:hAnsi="Times New Roman" w:cs="Times New Roman"/>
                 <w:bCs/>
                 <w:color w:val="000000"/>
-                <w:sz w:val="22"/>
-                <w:szCs w:val="22"/>
+                <w:sz w:val="20"/>
+                <w:szCs w:val="20"/>
               </w:rPr>
               <w:t xml:space="preserve"> </w:t>
             </w:r>
@@ -3488,8 +3640,8 @@
                 <w:rFonts w:ascii="Times New Roman" w:hAnsi="Times New Roman" w:cs="Times New Roman"/>
                 <w:bCs/>
                 <w:color w:val="000000"/>
-                <w:sz w:val="22"/>
-                <w:szCs w:val="22"/>
+                <w:sz w:val="20"/>
+                <w:szCs w:val="20"/>
               </w:rPr>
               <w:t>байгууллагын</w:t>
             </w:r>
@@ -3499,8 +3651,8 @@
                 <w:rFonts w:ascii="Times New Roman" w:hAnsi="Times New Roman" w:cs="Times New Roman"/>
                 <w:bCs/>
                 <w:color w:val="000000"/>
-                <w:sz w:val="22"/>
-                <w:szCs w:val="22"/>
+                <w:sz w:val="20"/>
+                <w:szCs w:val="20"/>
               </w:rPr>
               <w:t xml:space="preserve"> </w:t>
             </w:r>
@@ -3510,8 +3662,8 @@
                 <w:rFonts w:ascii="Times New Roman" w:hAnsi="Times New Roman" w:cs="Times New Roman"/>
                 <w:bCs/>
                 <w:color w:val="000000"/>
-                <w:sz w:val="22"/>
-                <w:szCs w:val="22"/>
+                <w:sz w:val="20"/>
+                <w:szCs w:val="20"/>
               </w:rPr>
               <w:t>хэрэгцээнд</w:t>
             </w:r>
@@ -3521,8 +3673,8 @@
                 <w:rFonts w:ascii="Times New Roman" w:hAnsi="Times New Roman" w:cs="Times New Roman"/>
                 <w:bCs/>
                 <w:color w:val="000000"/>
-                <w:sz w:val="22"/>
-                <w:szCs w:val="22"/>
+                <w:sz w:val="20"/>
+                <w:szCs w:val="20"/>
               </w:rPr>
               <w:t xml:space="preserve"> </w:t>
             </w:r>
@@ -3532,8 +3684,8 @@
                 <w:rFonts w:ascii="Times New Roman" w:hAnsi="Times New Roman" w:cs="Times New Roman"/>
                 <w:bCs/>
                 <w:color w:val="000000"/>
-                <w:sz w:val="22"/>
-                <w:szCs w:val="22"/>
+                <w:sz w:val="20"/>
+                <w:szCs w:val="20"/>
               </w:rPr>
               <w:t>илгээхийг</w:t>
             </w:r>
@@ -3543,8 +3695,8 @@
                 <w:rFonts w:ascii="Times New Roman" w:hAnsi="Times New Roman" w:cs="Times New Roman"/>
                 <w:bCs/>
                 <w:color w:val="000000"/>
-                <w:sz w:val="22"/>
-                <w:szCs w:val="22"/>
+                <w:sz w:val="20"/>
+                <w:szCs w:val="20"/>
               </w:rPr>
               <w:t xml:space="preserve"> </w:t>
             </w:r>
@@ -3554,8 +3706,8 @@
                 <w:rFonts w:ascii="Times New Roman" w:hAnsi="Times New Roman" w:cs="Times New Roman"/>
                 <w:bCs/>
                 <w:color w:val="000000"/>
-                <w:sz w:val="22"/>
-                <w:szCs w:val="22"/>
+                <w:sz w:val="20"/>
+                <w:szCs w:val="20"/>
               </w:rPr>
               <w:t>зөвшөөрөх</w:t>
             </w:r>
@@ -3577,8 +3729,8 @@
                 <w:rFonts w:ascii="Times New Roman" w:hAnsi="Times New Roman" w:cs="Times New Roman"/>
                 <w:bCs/>
                 <w:color w:val="000000"/>
-                <w:sz w:val="22"/>
-                <w:szCs w:val="22"/>
+                <w:sz w:val="20"/>
+                <w:szCs w:val="20"/>
               </w:rPr>
             </w:pPr>
             <w:proofErr w:type="spellStart"/>
@@ -3587,8 +3739,8 @@
                 <w:rFonts w:ascii="Times New Roman" w:hAnsi="Times New Roman" w:cs="Times New Roman"/>
                 <w:bCs/>
                 <w:color w:val="000000"/>
-                <w:sz w:val="22"/>
-                <w:szCs w:val="22"/>
+                <w:sz w:val="20"/>
+                <w:szCs w:val="20"/>
               </w:rPr>
               <w:t>Нотолсон</w:t>
             </w:r>
@@ -3598,8 +3750,8 @@
                 <w:rFonts w:ascii="Times New Roman" w:hAnsi="Times New Roman" w:cs="Times New Roman"/>
                 <w:bCs/>
                 <w:color w:val="000000"/>
-                <w:sz w:val="22"/>
-                <w:szCs w:val="22"/>
+                <w:sz w:val="20"/>
+                <w:szCs w:val="20"/>
               </w:rPr>
               <w:t xml:space="preserve"> </w:t>
             </w:r>
@@ -3609,8 +3761,8 @@
                 <w:rFonts w:ascii="Times New Roman" w:hAnsi="Times New Roman" w:cs="Times New Roman"/>
                 <w:bCs/>
                 <w:color w:val="000000"/>
-                <w:sz w:val="22"/>
-                <w:szCs w:val="22"/>
+                <w:sz w:val="20"/>
+                <w:szCs w:val="20"/>
               </w:rPr>
               <w:t>гарын</w:t>
             </w:r>
@@ -3620,8 +3772,8 @@
                 <w:rFonts w:ascii="Times New Roman" w:hAnsi="Times New Roman" w:cs="Times New Roman"/>
                 <w:bCs/>
                 <w:color w:val="000000"/>
-                <w:sz w:val="22"/>
-                <w:szCs w:val="22"/>
+                <w:sz w:val="20"/>
+                <w:szCs w:val="20"/>
               </w:rPr>
               <w:t xml:space="preserve"> </w:t>
             </w:r>
@@ -3631,8 +3783,8 @@
                 <w:rFonts w:ascii="Times New Roman" w:hAnsi="Times New Roman" w:cs="Times New Roman"/>
                 <w:bCs/>
                 <w:color w:val="000000"/>
-                <w:sz w:val="22"/>
-                <w:szCs w:val="22"/>
+                <w:sz w:val="20"/>
+                <w:szCs w:val="20"/>
               </w:rPr>
               <w:t>үсэг</w:t>
             </w:r>
@@ -3642,8 +3794,8 @@
                 <w:rFonts w:ascii="Times New Roman" w:hAnsi="Times New Roman" w:cs="Times New Roman"/>
                 <w:bCs/>
                 <w:color w:val="000000"/>
-                <w:sz w:val="22"/>
-                <w:szCs w:val="22"/>
+                <w:sz w:val="20"/>
+                <w:szCs w:val="20"/>
               </w:rPr>
               <w:t>:</w:t>
             </w:r>
@@ -3658,8 +3810,8 @@
                 <w:rFonts w:ascii="Times New Roman" w:hAnsi="Times New Roman" w:cs="Times New Roman"/>
                 <w:bCs/>
                 <w:color w:val="000000"/>
-                <w:sz w:val="22"/>
-                <w:szCs w:val="22"/>
+                <w:sz w:val="20"/>
+                <w:szCs w:val="20"/>
               </w:rPr>
             </w:pPr>
             <w:r>
@@ -3667,8 +3819,8 @@
                 <w:rFonts w:ascii="Times New Roman" w:hAnsi="Times New Roman" w:cs="Times New Roman"/>
                 <w:bCs/>
                 <w:color w:val="000000"/>
-                <w:sz w:val="22"/>
-                <w:szCs w:val="22"/>
+                <w:sz w:val="20"/>
+                <w:szCs w:val="20"/>
               </w:rPr>
               <w:t>…………………….</w:t>
             </w:r>
@@ -3694,8 +3846,8 @@
                 <w:rFonts w:ascii="Times New Roman" w:hAnsi="Times New Roman" w:cs="Times New Roman"/>
                 <w:bCs/>
                 <w:color w:val="000000"/>
-                <w:sz w:val="22"/>
-                <w:szCs w:val="22"/>
+                <w:sz w:val="20"/>
+                <w:szCs w:val="20"/>
                 <w:lang w:val="mn-MN"/>
               </w:rPr>
             </w:pPr>
@@ -3704,8 +3856,8 @@
                 <w:rFonts w:ascii="Times New Roman" w:hAnsi="Times New Roman" w:cs="Times New Roman"/>
                 <w:bCs/>
                 <w:color w:val="000000"/>
-                <w:sz w:val="22"/>
-                <w:szCs w:val="22"/>
+                <w:sz w:val="20"/>
+                <w:szCs w:val="20"/>
                 <w:lang w:val="mn-MN"/>
               </w:rPr>
               <w:t>Үл хөдлөх хөрөнгийг худалдах үнэ</w:t>
@@ -3727,17 +3879,25 @@
                 <w:rFonts w:ascii="Times New Roman" w:hAnsi="Times New Roman" w:cs="Times New Roman"/>
                 <w:bCs/>
                 <w:color w:val="000000"/>
-                <w:sz w:val="22"/>
-                <w:szCs w:val="22"/>
-              </w:rPr>
-            </w:pPr>
-            <w:r>
-              <w:rPr>
-                <w:rFonts w:ascii="Times New Roman" w:hAnsi="Times New Roman" w:cs="Times New Roman"/>
                 <w:sz w:val="20"/>
                 <w:szCs w:val="20"/>
               </w:rPr>
-              <w:t>{{price}}</w:t>
+            </w:pPr>
+            <w:r>
+              <w:rPr>
+                <w:rFonts w:ascii="Times New Roman" w:hAnsi="Times New Roman" w:cs="Times New Roman"/>
+                <w:sz w:val="20"/>
+                <w:szCs w:val="20"/>
+              </w:rPr>
+              <w:t>{{price</w:t>
+            </w:r>
+            <w:r>
+              <w:rPr>
+                <w:rFonts w:ascii="Times New Roman" w:hAnsi="Times New Roman" w:cs="Times New Roman"/>
+                <w:sz w:val="20"/>
+                <w:szCs w:val="20"/>
+              </w:rPr>
+              <w:t xml:space="preserve">}} </w:t>
             </w:r>
           </w:p>
         </w:tc>
@@ -3761,8 +3921,8 @@
                 <w:rFonts w:ascii="Times New Roman" w:hAnsi="Times New Roman" w:cs="Times New Roman"/>
                 <w:bCs/>
                 <w:color w:val="000000"/>
-                <w:sz w:val="22"/>
-                <w:szCs w:val="22"/>
+                <w:sz w:val="20"/>
+                <w:szCs w:val="20"/>
                 <w:lang w:val="mn-MN"/>
               </w:rPr>
             </w:pPr>
@@ -3772,10 +3932,9 @@
                 <w:rFonts w:ascii="Times New Roman" w:hAnsi="Times New Roman" w:cs="Times New Roman"/>
                 <w:bCs/>
                 <w:color w:val="000000"/>
-                <w:sz w:val="22"/>
-                <w:szCs w:val="22"/>
-              </w:rPr>
-              <w:lastRenderedPageBreak/>
+                <w:sz w:val="20"/>
+                <w:szCs w:val="20"/>
+              </w:rPr>
               <w:t>Энэхүү</w:t>
             </w:r>
             <w:proofErr w:type="spellEnd"/>
@@ -3784,8 +3943,8 @@
                 <w:rFonts w:ascii="Times New Roman" w:hAnsi="Times New Roman" w:cs="Times New Roman"/>
                 <w:bCs/>
                 <w:color w:val="000000"/>
-                <w:sz w:val="22"/>
-                <w:szCs w:val="22"/>
+                <w:sz w:val="20"/>
+                <w:szCs w:val="20"/>
               </w:rPr>
               <w:t xml:space="preserve"> </w:t>
             </w:r>
@@ -3795,8 +3954,8 @@
                 <w:rFonts w:ascii="Times New Roman" w:hAnsi="Times New Roman" w:cs="Times New Roman"/>
                 <w:bCs/>
                 <w:color w:val="000000"/>
-                <w:sz w:val="22"/>
-                <w:szCs w:val="22"/>
+                <w:sz w:val="20"/>
+                <w:szCs w:val="20"/>
               </w:rPr>
               <w:t>гэрээний</w:t>
             </w:r>
@@ -3806,8 +3965,8 @@
                 <w:rFonts w:ascii="Times New Roman" w:hAnsi="Times New Roman" w:cs="Times New Roman"/>
                 <w:bCs/>
                 <w:color w:val="000000"/>
-                <w:sz w:val="22"/>
-                <w:szCs w:val="22"/>
+                <w:sz w:val="20"/>
+                <w:szCs w:val="20"/>
               </w:rPr>
               <w:t xml:space="preserve"> 4.1-</w:t>
             </w:r>
@@ -3816,8 +3975,8 @@
                 <w:rFonts w:ascii="Times New Roman" w:hAnsi="Times New Roman" w:cs="Times New Roman"/>
                 <w:bCs/>
                 <w:color w:val="000000"/>
-                <w:sz w:val="22"/>
-                <w:szCs w:val="22"/>
+                <w:sz w:val="20"/>
+                <w:szCs w:val="20"/>
                 <w:lang w:val="mn-MN"/>
               </w:rPr>
               <w:t>д заасан зуучлалын хөлс тооцох хувь</w:t>
@@ -3839,35 +3998,35 @@
                 <w:rFonts w:ascii="Times New Roman" w:hAnsi="Times New Roman" w:cs="Times New Roman"/>
                 <w:bCs/>
                 <w:color w:val="000000"/>
-                <w:sz w:val="22"/>
-                <w:szCs w:val="22"/>
-              </w:rPr>
-            </w:pPr>
-            <w:r>
-              <w:rPr>
-                <w:rFonts w:ascii="Times New Roman" w:hAnsi="Times New Roman" w:cs="Times New Roman"/>
                 <w:sz w:val="20"/>
                 <w:szCs w:val="20"/>
               </w:rPr>
-              <w:t>{{</w:t>
-            </w:r>
-            <w:proofErr w:type="spellStart"/>
+            </w:pPr>
             <w:r>
               <w:rPr>
                 <w:rFonts w:ascii="Times New Roman" w:hAnsi="Times New Roman" w:cs="Times New Roman"/>
                 <w:sz w:val="20"/>
                 <w:szCs w:val="20"/>
               </w:rPr>
-              <w:t>commissionRate</w:t>
-            </w:r>
-            <w:proofErr w:type="spellEnd"/>
+              <w:t>{{</w:t>
+            </w:r>
+            <w:proofErr w:type="spellStart"/>
             <w:r>
               <w:rPr>
                 <w:rFonts w:ascii="Times New Roman" w:hAnsi="Times New Roman" w:cs="Times New Roman"/>
                 <w:sz w:val="20"/>
                 <w:szCs w:val="20"/>
               </w:rPr>
-              <w:t>}}</w:t>
+              <w:t>commissionRate</w:t>
+            </w:r>
+            <w:proofErr w:type="spellEnd"/>
+            <w:r>
+              <w:rPr>
+                <w:rFonts w:ascii="Times New Roman" w:hAnsi="Times New Roman" w:cs="Times New Roman"/>
+                <w:sz w:val="20"/>
+                <w:szCs w:val="20"/>
+              </w:rPr>
+              <w:t xml:space="preserve">}} </w:t>
             </w:r>
           </w:p>
         </w:tc>
@@ -3891,8 +4050,8 @@
                 <w:rFonts w:ascii="Times New Roman" w:hAnsi="Times New Roman" w:cs="Times New Roman"/>
                 <w:bCs/>
                 <w:color w:val="000000"/>
-                <w:sz w:val="22"/>
-                <w:szCs w:val="22"/>
+                <w:sz w:val="20"/>
+                <w:szCs w:val="20"/>
               </w:rPr>
             </w:pPr>
             <w:proofErr w:type="spellStart"/>
@@ -3901,8 +4060,8 @@
                 <w:rFonts w:ascii="Times New Roman" w:hAnsi="Times New Roman" w:cs="Times New Roman"/>
                 <w:bCs/>
                 <w:color w:val="000000"/>
-                <w:sz w:val="22"/>
-                <w:szCs w:val="22"/>
+                <w:sz w:val="20"/>
+                <w:szCs w:val="20"/>
               </w:rPr>
               <w:t>Энэхүү</w:t>
             </w:r>
@@ -3912,8 +4071,8 @@
                 <w:rFonts w:ascii="Times New Roman" w:hAnsi="Times New Roman" w:cs="Times New Roman"/>
                 <w:bCs/>
                 <w:color w:val="000000"/>
-                <w:sz w:val="22"/>
-                <w:szCs w:val="22"/>
+                <w:sz w:val="20"/>
+                <w:szCs w:val="20"/>
               </w:rPr>
               <w:t xml:space="preserve"> </w:t>
             </w:r>
@@ -3923,8 +4082,8 @@
                 <w:rFonts w:ascii="Times New Roman" w:hAnsi="Times New Roman" w:cs="Times New Roman"/>
                 <w:bCs/>
                 <w:color w:val="000000"/>
-                <w:sz w:val="22"/>
-                <w:szCs w:val="22"/>
+                <w:sz w:val="20"/>
+                <w:szCs w:val="20"/>
               </w:rPr>
               <w:t>гэрээний</w:t>
             </w:r>
@@ -3934,8 +4093,8 @@
                 <w:rFonts w:ascii="Times New Roman" w:hAnsi="Times New Roman" w:cs="Times New Roman"/>
                 <w:bCs/>
                 <w:color w:val="000000"/>
-                <w:sz w:val="22"/>
-                <w:szCs w:val="22"/>
+                <w:sz w:val="20"/>
+                <w:szCs w:val="20"/>
               </w:rPr>
               <w:t xml:space="preserve"> 4.1-</w:t>
             </w:r>
@@ -3944,8 +4103,8 @@
                 <w:rFonts w:ascii="Times New Roman" w:hAnsi="Times New Roman" w:cs="Times New Roman"/>
                 <w:bCs/>
                 <w:color w:val="000000"/>
-                <w:sz w:val="22"/>
-                <w:szCs w:val="22"/>
+                <w:sz w:val="20"/>
+                <w:szCs w:val="20"/>
                 <w:lang w:val="mn-MN"/>
               </w:rPr>
               <w:t>д заасан зуучлалын хөлс тооцсон дүн</w:t>
@@ -3967,35 +4126,35 @@
                 <w:rFonts w:ascii="Times New Roman" w:hAnsi="Times New Roman" w:cs="Times New Roman"/>
                 <w:bCs/>
                 <w:color w:val="000000"/>
-                <w:sz w:val="22"/>
-                <w:szCs w:val="22"/>
-              </w:rPr>
-            </w:pPr>
-            <w:r>
-              <w:rPr>
-                <w:rFonts w:ascii="Times New Roman" w:hAnsi="Times New Roman" w:cs="Times New Roman"/>
                 <w:sz w:val="20"/>
                 <w:szCs w:val="20"/>
               </w:rPr>
-              <w:t>{{</w:t>
-            </w:r>
-            <w:proofErr w:type="spellStart"/>
+            </w:pPr>
             <w:r>
               <w:rPr>
                 <w:rFonts w:ascii="Times New Roman" w:hAnsi="Times New Roman" w:cs="Times New Roman"/>
                 <w:sz w:val="20"/>
                 <w:szCs w:val="20"/>
               </w:rPr>
-              <w:t>commissionAmount</w:t>
-            </w:r>
-            <w:proofErr w:type="spellEnd"/>
+              <w:t>{{</w:t>
+            </w:r>
+            <w:proofErr w:type="spellStart"/>
             <w:r>
               <w:rPr>
                 <w:rFonts w:ascii="Times New Roman" w:hAnsi="Times New Roman" w:cs="Times New Roman"/>
                 <w:sz w:val="20"/>
                 <w:szCs w:val="20"/>
               </w:rPr>
-              <w:t>}}</w:t>
+              <w:t>commissionAmount</w:t>
+            </w:r>
+            <w:proofErr w:type="spellEnd"/>
+            <w:r>
+              <w:rPr>
+                <w:rFonts w:ascii="Times New Roman" w:hAnsi="Times New Roman" w:cs="Times New Roman"/>
+                <w:sz w:val="20"/>
+                <w:szCs w:val="20"/>
+              </w:rPr>
+              <w:t xml:space="preserve">}} </w:t>
             </w:r>
           </w:p>
         </w:tc>
@@ -4019,8 +4178,8 @@
                 <w:rFonts w:ascii="Times New Roman" w:hAnsi="Times New Roman" w:cs="Times New Roman"/>
                 <w:bCs/>
                 <w:color w:val="000000"/>
-                <w:sz w:val="22"/>
-                <w:szCs w:val="22"/>
+                <w:sz w:val="20"/>
+                <w:szCs w:val="20"/>
               </w:rPr>
             </w:pPr>
             <w:proofErr w:type="spellStart"/>
@@ -4029,8 +4188,8 @@
                 <w:rFonts w:ascii="Times New Roman" w:hAnsi="Times New Roman" w:cs="Times New Roman"/>
                 <w:bCs/>
                 <w:color w:val="000000"/>
-                <w:sz w:val="22"/>
-                <w:szCs w:val="22"/>
+                <w:sz w:val="20"/>
+                <w:szCs w:val="20"/>
               </w:rPr>
               <w:t>Зуучлалын</w:t>
             </w:r>
@@ -4040,8 +4199,8 @@
                 <w:rFonts w:ascii="Times New Roman" w:hAnsi="Times New Roman" w:cs="Times New Roman"/>
                 <w:bCs/>
                 <w:color w:val="000000"/>
-                <w:sz w:val="22"/>
-                <w:szCs w:val="22"/>
+                <w:sz w:val="20"/>
+                <w:szCs w:val="20"/>
               </w:rPr>
               <w:t xml:space="preserve"> </w:t>
             </w:r>
@@ -4051,8 +4210,8 @@
                 <w:rFonts w:ascii="Times New Roman" w:hAnsi="Times New Roman" w:cs="Times New Roman"/>
                 <w:bCs/>
                 <w:color w:val="000000"/>
-                <w:sz w:val="22"/>
-                <w:szCs w:val="22"/>
+                <w:sz w:val="20"/>
+                <w:szCs w:val="20"/>
               </w:rPr>
               <w:t>хөлс</w:t>
             </w:r>
@@ -4062,8 +4221,8 @@
                 <w:rFonts w:ascii="Times New Roman" w:hAnsi="Times New Roman" w:cs="Times New Roman"/>
                 <w:bCs/>
                 <w:color w:val="000000"/>
-                <w:sz w:val="22"/>
-                <w:szCs w:val="22"/>
+                <w:sz w:val="20"/>
+                <w:szCs w:val="20"/>
               </w:rPr>
               <w:t xml:space="preserve"> </w:t>
             </w:r>
@@ -4074,8 +4233,8 @@
                 <w:rFonts w:ascii="Times New Roman" w:hAnsi="Times New Roman" w:cs="Times New Roman"/>
                 <w:bCs/>
                 <w:color w:val="000000"/>
-                <w:sz w:val="22"/>
-                <w:szCs w:val="22"/>
+                <w:sz w:val="20"/>
+                <w:szCs w:val="20"/>
               </w:rPr>
               <w:t>үсгээр</w:t>
             </w:r>
@@ -4085,8 +4244,8 @@
                 <w:rFonts w:ascii="Times New Roman" w:hAnsi="Times New Roman" w:cs="Times New Roman"/>
                 <w:bCs/>
                 <w:color w:val="000000"/>
-                <w:sz w:val="22"/>
-                <w:szCs w:val="22"/>
+                <w:sz w:val="20"/>
+                <w:szCs w:val="20"/>
               </w:rPr>
               <w:t>:…</w:t>
             </w:r>
@@ -4096,8 +4255,8 @@
                 <w:rFonts w:ascii="Times New Roman" w:hAnsi="Times New Roman" w:cs="Times New Roman"/>
                 <w:bCs/>
                 <w:color w:val="000000"/>
-                <w:sz w:val="22"/>
-                <w:szCs w:val="22"/>
+                <w:sz w:val="20"/>
+                <w:szCs w:val="20"/>
               </w:rPr>
               <w:t>…………………………………………………………………..</w:t>
             </w:r>
@@ -4124,6 +4283,7 @@
           <w:bCs/>
           <w:lang w:val="mn-MN"/>
         </w:rPr>
+        <w:lastRenderedPageBreak/>
         <w:t>НЭГ. ЕРӨНХИЙ НӨХЦӨЛ</w:t>
       </w:r>
     </w:p>
@@ -4265,7 +4425,21 @@
           <w:rFonts w:ascii="Times New Roman" w:hAnsi="Times New Roman" w:cs="Times New Roman"/>
           <w:lang w:val="mn-MN"/>
         </w:rPr>
-        <w:t xml:space="preserve">{{duration}} </w:t>
+        <w:t>{{duration</w:t>
+      </w:r>
+      <w:r>
+        <w:rPr>
+          <w:rFonts w:ascii="Times New Roman" w:hAnsi="Times New Roman" w:cs="Times New Roman"/>
+          <w:lang w:val="mn-MN"/>
+        </w:rPr>
+        <w:t xml:space="preserve">}} </w:t>
+      </w:r>
+      <w:r>
+        <w:rPr>
+          <w:rFonts w:ascii="Times New Roman" w:hAnsi="Times New Roman" w:cs="Times New Roman"/>
+          <w:lang w:val="mn-MN"/>
+        </w:rPr>
+        <w:t xml:space="preserve"> </w:t>
       </w:r>
       <w:r>
         <w:rPr>
@@ -4288,7 +4462,23 @@
           <w:b/>
           <w:lang w:val="mn-MN"/>
         </w:rPr>
-        <w:t xml:space="preserve">{{startDate}} </w:t>
+        <w:t>{{startDate</w:t>
+      </w:r>
+      <w:r>
+        <w:rPr>
+          <w:rFonts w:ascii="Times New Roman" w:hAnsi="Times New Roman" w:cs="Times New Roman"/>
+          <w:b/>
+          <w:lang w:val="mn-MN"/>
+        </w:rPr>
+        <w:t xml:space="preserve">}} </w:t>
+      </w:r>
+      <w:r>
+        <w:rPr>
+          <w:rFonts w:ascii="Times New Roman" w:hAnsi="Times New Roman" w:cs="Times New Roman"/>
+          <w:b/>
+          <w:lang w:val="mn-MN"/>
+        </w:rPr>
+        <w:t xml:space="preserve"> </w:t>
       </w:r>
       <w:bookmarkEnd w:id="4"/>
       <w:r>
@@ -4314,15 +4504,33 @@
         </w:rPr>
         <w:t xml:space="preserve">, </w:t>
       </w:r>
-      <w:r>
-        <w:rPr>
-          <w:rFonts w:ascii="Times New Roman" w:hAnsi="Times New Roman" w:cs="Times New Roman"/>
-          <w:b/>
-          <w:lang w:val="mn-MN"/>
-        </w:rPr>
-        <w:t xml:space="preserve">{{endDate}} </w:t>
+      <w:bookmarkStart w:id="6" w:name="_Hlk226655629"/>
+      <w:r>
+        <w:rPr>
+          <w:rFonts w:ascii="Times New Roman" w:hAnsi="Times New Roman" w:cs="Times New Roman"/>
+          <w:b/>
+          <w:lang w:val="mn-MN"/>
+        </w:rPr>
+        <w:t>{{endDate</w:t>
+      </w:r>
+      <w:r>
+        <w:rPr>
+          <w:rFonts w:ascii="Times New Roman" w:hAnsi="Times New Roman" w:cs="Times New Roman"/>
+          <w:b/>
+          <w:lang w:val="mn-MN"/>
+        </w:rPr>
+        <w:t xml:space="preserve">}} </w:t>
+      </w:r>
+      <w:r>
+        <w:rPr>
+          <w:rFonts w:ascii="Times New Roman" w:hAnsi="Times New Roman" w:cs="Times New Roman"/>
+          <w:b/>
+          <w:lang w:val="mn-MN"/>
+        </w:rPr>
+        <w:t xml:space="preserve"> </w:t>
       </w:r>
       <w:bookmarkEnd w:id="5"/>
+      <w:bookmarkEnd w:id="6"/>
       <w:r>
         <w:rPr>
           <w:rFonts w:ascii="Times New Roman" w:hAnsi="Times New Roman" w:cs="Times New Roman"/>
@@ -4983,7 +5191,23 @@
           <w:rFonts w:ascii="Times New Roman" w:hAnsi="Times New Roman" w:cs="Times New Roman"/>
           <w:bCs/>
         </w:rPr>
-        <w:t xml:space="preserve">  ойлгоно.</w:t>
+        <w:t xml:space="preserve">  </w:t>
+      </w:r>
+      <w:proofErr w:type="spellStart"/>
+      <w:r>
+        <w:rPr>
+          <w:rFonts w:ascii="Times New Roman" w:hAnsi="Times New Roman" w:cs="Times New Roman"/>
+          <w:bCs/>
+        </w:rPr>
+        <w:t>ойлгоно</w:t>
+      </w:r>
+      <w:proofErr w:type="spellEnd"/>
+      <w:r>
+        <w:rPr>
+          <w:rFonts w:ascii="Times New Roman" w:hAnsi="Times New Roman" w:cs="Times New Roman"/>
+          <w:bCs/>
+        </w:rPr>
+        <w:t>.</w:t>
       </w:r>
     </w:p>
     <w:p>
@@ -5104,7 +5328,6 @@
           <w:szCs w:val="20"/>
           <w:lang w:val="mn-MN"/>
         </w:rPr>
-        <w:lastRenderedPageBreak/>
         <w:t xml:space="preserve">Зуучлагч нь  гэрээний дагуух үл хөдлөх хөрөнгийг худалдахаар хуульд нийцсэн бүхий л идэвхтэй үйл ажиллагааг хийж гүйцэтгэнэ. Энэ нь гэрээний хугацаанд  үл хөдлөх хөрөнгийг заавал худалдан борлуулна гэсэн амлалт баталгаа биш </w:t>
       </w:r>
       <w:r>
@@ -5446,7 +5669,7 @@
         </w:rPr>
         <w:t>тоот төгрөгийн данс /</w:t>
       </w:r>
-      <w:bookmarkStart w:id="6" w:name="_Hlk187833516"/>
+      <w:bookmarkStart w:id="7" w:name="_Hlk187833516"/>
       <w:r>
         <w:rPr>
           <w:rFonts w:ascii="Times New Roman" w:hAnsi="Times New Roman" w:cs="Times New Roman"/>
@@ -5455,7 +5678,7 @@
         </w:rPr>
         <w:t>Ап проперти девелопмент ХХК</w:t>
       </w:r>
-      <w:bookmarkEnd w:id="6"/>
+      <w:bookmarkEnd w:id="7"/>
       <w:r>
         <w:rPr>
           <w:rFonts w:ascii="Times New Roman" w:hAnsi="Times New Roman" w:cs="Times New Roman"/>
@@ -5923,16 +6146,7 @@
           <w:bCs/>
           <w:lang w:val="mn-MN"/>
         </w:rPr>
-        <w:t xml:space="preserve">Энэ Гэрээний хугацаанд Зуучлуулагч нь Гэрээнд заасан үл хөдлөх эд хөрөнгийг худалдан борлуулах зорилгоор өөр зуучлагчтай аливаа хэлбэрээр гэрээ, хэлцэл байгуулахгүй гэдгээ энэхүү Гэрээгээр хүлээн </w:t>
-      </w:r>
-      <w:r>
-        <w:rPr>
-          <w:rFonts w:ascii="Times New Roman" w:hAnsi="Times New Roman" w:cs="Times New Roman"/>
-          <w:bCs/>
-          <w:lang w:val="mn-MN"/>
-        </w:rPr>
-        <w:lastRenderedPageBreak/>
-        <w:t xml:space="preserve">зөвшөөрч баталж буй бөгөөд хэрэв энэхүү баталгааг зөрчсөн тохиолдолд энэхүү Гэрээнд заасан хариуцлага хүлээнэ. </w:t>
+        <w:t xml:space="preserve">Энэ Гэрээний хугацаанд Зуучлуулагч нь Гэрээнд заасан үл хөдлөх эд хөрөнгийг худалдан борлуулах зорилгоор өөр зуучлагчтай аливаа хэлбэрээр гэрээ, хэлцэл байгуулахгүй гэдгээ энэхүү Гэрээгээр хүлээн зөвшөөрч баталж буй бөгөөд хэрэв энэхүү баталгааг зөрчсөн тохиолдолд энэхүү Гэрээнд заасан хариуцлага хүлээнэ. </w:t>
       </w:r>
     </w:p>
     <w:p>
@@ -5958,7 +6172,16 @@
           <w:bCs/>
           <w:lang w:val="mn-MN"/>
         </w:rPr>
-        <w:t>Гэрээний хугацаанд Зуучлуулагч нь өөр зуучлагчаар үйлчлүүлэхээр амаар буюу  бичгээр, цахим хэлбэрээр аливаа гэрээ, хэлцэл байгуулсан бол Зуучлагчид учирсан хохирлыг нөхөн төлж, худалдах худалдан авах гэрээний үнийн дүнгийн 2 (хоёр) хувьтай тэнцэх хэмжээний мөнгийг үл маргах журмаар төлөхөөр харилцан тохиролцов.</w:t>
+        <w:t xml:space="preserve">Гэрээний хугацаанд Зуучлуулагч нь өөр зуучлагчаар үйлчлүүлэхээр амаар буюу  бичгээр, цахим хэлбэрээр аливаа гэрээ, хэлцэл байгуулсан бол Зуучлагчид учирсан хохирлыг нөхөн төлж, худалдах </w:t>
+      </w:r>
+      <w:r>
+        <w:rPr>
+          <w:rFonts w:ascii="Times New Roman" w:hAnsi="Times New Roman" w:cs="Times New Roman"/>
+          <w:bCs/>
+          <w:lang w:val="mn-MN"/>
+        </w:rPr>
+        <w:lastRenderedPageBreak/>
+        <w:t>худалдан авах гэрээний үнийн дүнгийн 2 (хоёр) хувьтай тэнцэх хэмжээний мөнгийг үл маргах журмаар төлөхөөр харилцан тохиролцов.</w:t>
       </w:r>
     </w:p>
     <w:p>
@@ -6594,7 +6817,6 @@
           <w:bCs/>
           <w:lang w:val="mn-MN"/>
         </w:rPr>
-        <w:lastRenderedPageBreak/>
         <w:t xml:space="preserve">Боломжит худалдан авагчийн гаргасан санал, тавьсан нөхцөлтэй танилцах, уулзах; </w:t>
       </w:r>
     </w:p>
@@ -6643,6 +6865,7 @@
           <w:bCs/>
           <w:lang w:val="mn-MN"/>
         </w:rPr>
+        <w:lastRenderedPageBreak/>
         <w:t>Зуучлуулагч нь гэрээний хугацаа дуусгавар болохоос өмнө болон Зуучлагч ноцтой зөрчил гаргасан нь хууль зүйн шаардлага хангасан нотлох баримтаар нотлогдсоноос бусад тохиолдолд Зуучлагчаас татгалзах эрхгүй;</w:t>
       </w:r>
     </w:p>
@@ -7225,15 +7448,7 @@
           <w:rFonts w:ascii="Times New Roman" w:hAnsi="Times New Roman" w:cs="Times New Roman"/>
           <w:lang w:val="mn-MN"/>
         </w:rPr>
-        <w:t xml:space="preserve">Зуучлуулагч нь Үл хөдлөх эд хөрөнгийг энэхүү гэрээг байгуулснаас хойш өөрөө эсхүл итгэмжлэгдсэн төлөөлөгчөөрөө дамжуулан Зуучлагч буюу Агентад мэдэгдэлгүйгээр Зуучлагч </w:t>
-      </w:r>
-      <w:r>
-        <w:rPr>
-          <w:rFonts w:ascii="Times New Roman" w:hAnsi="Times New Roman" w:cs="Times New Roman"/>
-          <w:lang w:val="mn-MN"/>
-        </w:rPr>
-        <w:lastRenderedPageBreak/>
-        <w:t>буюу Агентын анх танилцуулсан боломжит худалдан авагчид худалдсан болох нь тогтоогдсон бол.</w:t>
+        <w:t>Зуучлуулагч нь Үл хөдлөх эд хөрөнгийг энэхүү гэрээг байгуулснаас хойш өөрөө эсхүл итгэмжлэгдсэн төлөөлөгчөөрөө дамжуулан Зуучлагч буюу Агентад мэдэгдэлгүйгээр Зуучлагч буюу Агентын анх танилцуулсан боломжит худалдан авагчид худалдсан болох нь тогтоогдсон бол.</w:t>
       </w:r>
     </w:p>
     <w:p>
@@ -7261,6 +7476,7 @@
           <w:bCs/>
           <w:lang w:val="mn-MN"/>
         </w:rPr>
+        <w:lastRenderedPageBreak/>
         <w:t>Зуучлуулагч нь Гэрээнд заасан хугацаанд зуучлалын хөлсийг төлөөгүй бол хугацаа хэтэрсэн хоног тутамд гүйцэтгээгүй үүргийн үнийн дүнгийн 0.5 хувьтай тэнцэх алдангийг Зуучлагчид үл маргах журмаар төлнө.</w:t>
       </w:r>
     </w:p>
@@ -8365,7 +8581,7 @@
           <w:lang w:val="mn-MN"/>
         </w:rPr>
       </w:pPr>
-      <w:bookmarkStart w:id="7" w:name="_Hlk187836253"/>
+      <w:bookmarkStart w:id="8" w:name="_Hlk187836253"/>
     </w:p>
     <w:p>
       <w:pPr>
@@ -8510,7 +8726,6 @@
         </w:rPr>
       </w:pPr>
     </w:p>
-    <w:bookmarkEnd w:id="7"/>
     <w:p>
       <w:pPr>
         <w:jc w:val="both"/>
@@ -8523,6 +8738,8 @@
           <w:lang w:val="mn-MN"/>
         </w:rPr>
       </w:pPr>
+      <w:bookmarkStart w:id="9" w:name="_Hlk226655655"/>
+      <w:bookmarkEnd w:id="8"/>
       <w:r>
         <w:rPr>
           <w:rFonts w:ascii="Times New Roman" w:hAnsi="Times New Roman" w:cs="Times New Roman"/>
@@ -8660,17 +8877,25 @@
         </w:rPr>
         <w:t xml:space="preserve"> </w:t>
       </w:r>
-      <w:bookmarkStart w:id="8" w:name="_Hlk226652402"/>
-      <w:r>
-        <w:rPr>
-          <w:rFonts w:ascii="Times New Roman" w:hAnsi="Times New Roman" w:cs="Times New Roman"/>
-          <w:b/>
-          <w:lang w:val="mn-MN"/>
-        </w:rPr>
-        <w:t>{{name}}</w:t>
-      </w:r>
-    </w:p>
-    <w:bookmarkEnd w:id="8"/>
+      <w:bookmarkStart w:id="10" w:name="_Hlk226652402"/>
+      <w:r>
+        <w:rPr>
+          <w:rFonts w:ascii="Times New Roman" w:hAnsi="Times New Roman" w:cs="Times New Roman"/>
+          <w:b/>
+          <w:lang w:val="mn-MN"/>
+        </w:rPr>
+        <w:t>{{name</w:t>
+      </w:r>
+      <w:r>
+        <w:rPr>
+          <w:rFonts w:ascii="Times New Roman" w:hAnsi="Times New Roman" w:cs="Times New Roman"/>
+          <w:b/>
+          <w:lang w:val="mn-MN"/>
+        </w:rPr>
+        <w:t xml:space="preserve">}} </w:t>
+      </w:r>
+    </w:p>
+    <w:bookmarkEnd w:id="10"/>
     <w:p>
       <w:pPr>
         <w:pStyle w:val="ListParagraph"/>
@@ -8738,16 +8963,24 @@
         </w:rPr>
         <w:t xml:space="preserve">Регистрийн дугаар: </w:t>
       </w:r>
-      <w:bookmarkStart w:id="9" w:name="_Hlk226652409"/>
-      <w:r>
-        <w:rPr>
-          <w:rFonts w:ascii="Times New Roman" w:hAnsi="Times New Roman" w:cs="Times New Roman"/>
-          <w:b/>
-          <w:lang w:val="mn-MN"/>
-        </w:rPr>
-        <w:t>{{register}}</w:t>
-      </w:r>
-      <w:bookmarkEnd w:id="9"/>
+      <w:bookmarkStart w:id="11" w:name="_Hlk226652409"/>
+      <w:r>
+        <w:rPr>
+          <w:rFonts w:ascii="Times New Roman" w:hAnsi="Times New Roman" w:cs="Times New Roman"/>
+          <w:b/>
+          <w:lang w:val="mn-MN"/>
+        </w:rPr>
+        <w:t>{{register</w:t>
+      </w:r>
+      <w:r>
+        <w:rPr>
+          <w:rFonts w:ascii="Times New Roman" w:hAnsi="Times New Roman" w:cs="Times New Roman"/>
+          <w:b/>
+          <w:lang w:val="mn-MN"/>
+        </w:rPr>
+        <w:t xml:space="preserve">}} </w:t>
+      </w:r>
+      <w:bookmarkEnd w:id="11"/>
     </w:p>
     <w:p>
       <w:pPr>
@@ -8784,7 +9017,15 @@
           <w:b/>
           <w:lang w:val="mn-MN"/>
         </w:rPr>
-        <w:t>{{residentialAddress}}</w:t>
+        <w:t>{{residentialAddress</w:t>
+      </w:r>
+      <w:r>
+        <w:rPr>
+          <w:rFonts w:ascii="Times New Roman" w:hAnsi="Times New Roman" w:cs="Times New Roman"/>
+          <w:b/>
+          <w:lang w:val="mn-MN"/>
+        </w:rPr>
+        <w:t xml:space="preserve">}} </w:t>
       </w:r>
     </w:p>
     <w:p>
@@ -8826,7 +9067,17 @@
           <w:szCs w:val="19"/>
           <w:lang w:val="mn-MN"/>
         </w:rPr>
-        <w:t>{{email}}</w:t>
+        <w:t>{{email</w:t>
+      </w:r>
+      <w:r>
+        <w:rPr>
+          <w:rFonts w:ascii="Tahoma" w:hAnsi="Tahoma" w:cs="Tahoma"/>
+          <w:b/>
+          <w:sz w:val="19"/>
+          <w:szCs w:val="19"/>
+          <w:lang w:val="mn-MN"/>
+        </w:rPr>
+        <w:t xml:space="preserve">}} </w:t>
       </w:r>
     </w:p>
     <w:p>
@@ -8864,7 +9115,15 @@
           <w:b/>
           <w:lang w:val="mn-MN"/>
         </w:rPr>
-        <w:t>{{phone}}</w:t>
+        <w:t>{{phone</w:t>
+      </w:r>
+      <w:r>
+        <w:rPr>
+          <w:rFonts w:ascii="Times New Roman" w:hAnsi="Times New Roman" w:cs="Times New Roman"/>
+          <w:b/>
+          <w:lang w:val="mn-MN"/>
+        </w:rPr>
+        <w:t xml:space="preserve">}} </w:t>
       </w:r>
     </w:p>
     <w:p>
@@ -8979,7 +9238,15 @@
           <w:b/>
           <w:lang w:val="mn-MN"/>
         </w:rPr>
-        <w:t>{{name2}}</w:t>
+        <w:t>{{name2</w:t>
+      </w:r>
+      <w:r>
+        <w:rPr>
+          <w:rFonts w:ascii="Times New Roman" w:hAnsi="Times New Roman" w:cs="Times New Roman"/>
+          <w:b/>
+          <w:lang w:val="mn-MN"/>
+        </w:rPr>
+        <w:t xml:space="preserve">}} </w:t>
       </w:r>
     </w:p>
     <w:p>
@@ -9040,16 +9307,24 @@
         </w:rPr>
         <w:t xml:space="preserve">Регистрийн дугаар: </w:t>
       </w:r>
-      <w:bookmarkStart w:id="10" w:name="_Hlk226652481"/>
-      <w:r>
-        <w:rPr>
-          <w:rFonts w:ascii="Times New Roman" w:hAnsi="Times New Roman" w:cs="Times New Roman"/>
-          <w:b/>
-          <w:lang w:val="mn-MN"/>
-        </w:rPr>
-        <w:t>{{register2}}</w:t>
-      </w:r>
-      <w:bookmarkEnd w:id="10"/>
+      <w:bookmarkStart w:id="12" w:name="_Hlk226652481"/>
+      <w:r>
+        <w:rPr>
+          <w:rFonts w:ascii="Times New Roman" w:hAnsi="Times New Roman" w:cs="Times New Roman"/>
+          <w:b/>
+          <w:lang w:val="mn-MN"/>
+        </w:rPr>
+        <w:t>{{register2</w:t>
+      </w:r>
+      <w:r>
+        <w:rPr>
+          <w:rFonts w:ascii="Times New Roman" w:hAnsi="Times New Roman" w:cs="Times New Roman"/>
+          <w:b/>
+          <w:lang w:val="mn-MN"/>
+        </w:rPr>
+        <w:t xml:space="preserve">}} </w:t>
+      </w:r>
+      <w:bookmarkEnd w:id="12"/>
     </w:p>
     <w:p>
       <w:pPr>
@@ -9358,14 +9633,22 @@
           <w:lang w:val="mn-MN"/>
         </w:rPr>
       </w:pPr>
-      <w:bookmarkStart w:id="11" w:name="_Hlk226652497"/>
-      <w:r>
-        <w:rPr>
-          <w:rFonts w:ascii="Times New Roman" w:hAnsi="Times New Roman" w:cs="Times New Roman"/>
-          <w:b/>
-          <w:lang w:val="mn-MN"/>
-        </w:rPr>
-        <w:t>{{agent}}</w:t>
+      <w:bookmarkStart w:id="13" w:name="_Hlk226652497"/>
+      <w:r>
+        <w:rPr>
+          <w:rFonts w:ascii="Times New Roman" w:hAnsi="Times New Roman" w:cs="Times New Roman"/>
+          <w:b/>
+          <w:lang w:val="mn-MN"/>
+        </w:rPr>
+        <w:t>{{agent</w:t>
+      </w:r>
+      <w:r>
+        <w:rPr>
+          <w:rFonts w:ascii="Times New Roman" w:hAnsi="Times New Roman" w:cs="Times New Roman"/>
+          <w:b/>
+          <w:lang w:val="mn-MN"/>
+        </w:rPr>
+        <w:t xml:space="preserve">}} </w:t>
       </w:r>
       <w:r>
         <w:rPr>
@@ -9375,7 +9658,7 @@
         </w:rPr>
         <w:t xml:space="preserve"> </w:t>
       </w:r>
-      <w:bookmarkEnd w:id="11"/>
+      <w:bookmarkEnd w:id="13"/>
       <w:r>
         <w:rPr>
           <w:rFonts w:ascii="Times New Roman" w:hAnsi="Times New Roman" w:cs="Times New Roman"/>
@@ -9416,6 +9699,7 @@
         <w:t>Утас: .................................</w:t>
       </w:r>
     </w:p>
+    <w:bookmarkEnd w:id="9"/>
     <w:p>
       <w:pPr>
         <w:tabs>
@@ -9771,7 +10055,16 @@
         <w:spacing w:val="60"/>
         <w:lang w:val="mn-MN"/>
       </w:rPr>
-      <w:t xml:space="preserve"> Зуучлуулагч:                                                Зуучлагч:</w:t>
+      <w:t xml:space="preserve"> </w:t>
+    </w:r>
+    <w:r>
+      <w:rPr>
+        <w:rFonts w:ascii="Times New Roman" w:hAnsi="Times New Roman" w:cs="Times New Roman"/>
+        <w:color w:val="7F7F7F" w:themeColor="background1" w:themeShade="7F"/>
+        <w:spacing w:val="60"/>
+        <w:lang w:val="mn-MN"/>
+      </w:rPr>
+      <w:t>Зуучлуулагч:                                                Зуучлагч:</w:t>
     </w:r>
   </w:p>
   <w:p>
@@ -9827,7 +10120,16 @@
         <w:spacing w:val="60"/>
         <w:lang w:val="mn-MN"/>
       </w:rPr>
-      <w:t>Зуучлуулагч:                                                Зуучлагч:</w:t>
+      <w:t xml:space="preserve">Зуучлуулагч:                                                </w:t>
+    </w:r>
+    <w:r>
+      <w:rPr>
+        <w:rFonts w:ascii="Times New Roman" w:hAnsi="Times New Roman" w:cs="Times New Roman"/>
+        <w:color w:val="7F7F7F" w:themeColor="background1" w:themeShade="7F"/>
+        <w:spacing w:val="60"/>
+        <w:lang w:val="mn-MN"/>
+      </w:rPr>
+      <w:t>Зуучлагч:</w:t>
     </w:r>
   </w:p>
   <w:p>

--- a/templates/sell_exclusive.docx
+++ b/templates/sell_exclusive.docx
@@ -234,14 +234,14 @@
           <w:rFonts w:ascii="Times New Roman" w:hAnsi="Times New Roman" w:cs="Times New Roman"/>
           <w:lang w:val="mn-MN"/>
         </w:rPr>
-        <w:t>{{startDate</w:t>
-      </w:r>
-      <w:r>
-        <w:rPr>
-          <w:rFonts w:ascii="Times New Roman" w:hAnsi="Times New Roman" w:cs="Times New Roman"/>
-          <w:lang w:val="mn-MN"/>
-        </w:rPr>
-        <w:t xml:space="preserve">}} </w:t>
+        <w:t>{{startDate}}</w:t>
+      </w:r>
+      <w:r>
+        <w:rPr>
+          <w:rFonts w:ascii="Times New Roman" w:hAnsi="Times New Roman" w:cs="Times New Roman"/>
+          <w:lang w:val="mn-MN"/>
+        </w:rPr>
+        <w:t xml:space="preserve" w:space="preserve"> </w:t>
       </w:r>
       <w:r>
         <w:rPr>
@@ -288,15 +288,15 @@
           <w:bCs/>
           <w:lang w:val="mn-MN"/>
         </w:rPr>
-        <w:t>{{contractNumber</w:t>
-      </w:r>
-      <w:r>
-        <w:rPr>
-          <w:rFonts w:ascii="Times New Roman" w:hAnsi="Times New Roman" w:cs="Times New Roman"/>
-          <w:bCs/>
-          <w:lang w:val="mn-MN"/>
-        </w:rPr>
-        <w:t xml:space="preserve">}} </w:t>
+        <w:t>{{contractNumber}}</w:t>
+      </w:r>
+      <w:r>
+        <w:rPr>
+          <w:rFonts w:ascii="Times New Roman" w:hAnsi="Times New Roman" w:cs="Times New Roman"/>
+          <w:bCs/>
+          <w:lang w:val="mn-MN"/>
+        </w:rPr>
+        <w:t xml:space="preserve" w:space="preserve"> </w:t>
       </w:r>
       <w:r>
         <w:rPr>
@@ -569,7 +569,6 @@
                 <w:lang w:val="mn-MN"/>
               </w:rPr>
             </w:pPr>
-            <w:proofErr w:type="spellStart"/>
             <w:r>
               <w:rPr>
                 <w:rFonts w:ascii="Times New Roman" w:hAnsi="Times New Roman" w:cs="Times New Roman"/>
@@ -580,7 +579,6 @@
               </w:rPr>
               <w:t>Хуулийн</w:t>
             </w:r>
-            <w:proofErr w:type="spellEnd"/>
             <w:r>
               <w:rPr>
                 <w:rFonts w:ascii="Times New Roman" w:hAnsi="Times New Roman" w:cs="Times New Roman"/>
@@ -591,7 +589,6 @@
               </w:rPr>
               <w:t xml:space="preserve"> </w:t>
             </w:r>
-            <w:proofErr w:type="spellStart"/>
             <w:r>
               <w:rPr>
                 <w:rFonts w:ascii="Times New Roman" w:hAnsi="Times New Roman" w:cs="Times New Roman"/>
@@ -602,7 +599,6 @@
               </w:rPr>
               <w:t>этгээдийн</w:t>
             </w:r>
-            <w:proofErr w:type="spellEnd"/>
             <w:r>
               <w:rPr>
                 <w:rFonts w:ascii="Times New Roman" w:hAnsi="Times New Roman" w:cs="Times New Roman"/>
@@ -613,7 +609,6 @@
               </w:rPr>
               <w:t xml:space="preserve"> </w:t>
             </w:r>
-            <w:proofErr w:type="spellStart"/>
             <w:r>
               <w:rPr>
                 <w:rFonts w:ascii="Times New Roman" w:hAnsi="Times New Roman" w:cs="Times New Roman"/>
@@ -624,7 +619,6 @@
               </w:rPr>
               <w:t>нэр</w:t>
             </w:r>
-            <w:proofErr w:type="spellEnd"/>
             <w:r>
               <w:rPr>
                 <w:rFonts w:ascii="Times New Roman" w:hAnsi="Times New Roman" w:cs="Times New Roman"/>
@@ -635,7 +629,6 @@
               </w:rPr>
               <w:t>…………………</w:t>
             </w:r>
-            <w:proofErr w:type="gramStart"/>
             <w:r>
               <w:rPr>
                 <w:rFonts w:ascii="Times New Roman" w:hAnsi="Times New Roman" w:cs="Times New Roman"/>
@@ -646,8 +639,6 @@
               </w:rPr>
               <w:t>…..</w:t>
             </w:r>
-            <w:proofErr w:type="spellStart"/>
-            <w:proofErr w:type="gramEnd"/>
             <w:r>
               <w:rPr>
                 <w:rFonts w:ascii="Times New Roman" w:hAnsi="Times New Roman" w:cs="Times New Roman"/>
@@ -658,7 +649,6 @@
               </w:rPr>
               <w:t>түүнийг</w:t>
             </w:r>
-            <w:proofErr w:type="spellEnd"/>
             <w:r>
               <w:rPr>
                 <w:rFonts w:ascii="Times New Roman" w:hAnsi="Times New Roman" w:cs="Times New Roman"/>
@@ -669,7 +659,6 @@
               </w:rPr>
               <w:t xml:space="preserve"> </w:t>
             </w:r>
-            <w:proofErr w:type="spellStart"/>
             <w:r>
               <w:rPr>
                 <w:rFonts w:ascii="Times New Roman" w:hAnsi="Times New Roman" w:cs="Times New Roman"/>
@@ -680,7 +669,6 @@
               </w:rPr>
               <w:t>төлөөлөн</w:t>
             </w:r>
-            <w:proofErr w:type="spellEnd"/>
             <w:r>
               <w:rPr>
                 <w:rFonts w:ascii="Times New Roman" w:hAnsi="Times New Roman" w:cs="Times New Roman"/>
@@ -691,7 +679,6 @@
               </w:rPr>
               <w:t xml:space="preserve"> </w:t>
             </w:r>
-            <w:proofErr w:type="spellStart"/>
             <w:r>
               <w:rPr>
                 <w:rFonts w:ascii="Times New Roman" w:hAnsi="Times New Roman" w:cs="Times New Roman"/>
@@ -702,7 +689,6 @@
               </w:rPr>
               <w:t>Захирал</w:t>
             </w:r>
-            <w:proofErr w:type="spellEnd"/>
             <w:r>
               <w:rPr>
                 <w:rFonts w:ascii="Times New Roman" w:hAnsi="Times New Roman" w:cs="Times New Roman"/>
@@ -797,7 +783,6 @@
                 <w:szCs w:val="22"/>
               </w:rPr>
             </w:pPr>
-            <w:proofErr w:type="spellStart"/>
             <w:r>
               <w:rPr>
                 <w:rFonts w:ascii="Times New Roman" w:hAnsi="Times New Roman" w:cs="Times New Roman"/>
@@ -808,7 +793,6 @@
               </w:rPr>
               <w:t>Регистрийн</w:t>
             </w:r>
-            <w:proofErr w:type="spellEnd"/>
             <w:r>
               <w:rPr>
                 <w:rFonts w:ascii="Times New Roman" w:hAnsi="Times New Roman" w:cs="Times New Roman"/>
@@ -819,7 +803,6 @@
               </w:rPr>
               <w:t xml:space="preserve"> </w:t>
             </w:r>
-            <w:proofErr w:type="spellStart"/>
             <w:r>
               <w:rPr>
                 <w:rFonts w:ascii="Times New Roman" w:hAnsi="Times New Roman" w:cs="Times New Roman"/>
@@ -830,7 +813,6 @@
               </w:rPr>
               <w:t>дугаар</w:t>
             </w:r>
-            <w:proofErr w:type="spellEnd"/>
             <w:r>
               <w:rPr>
                 <w:rFonts w:ascii="Times New Roman" w:hAnsi="Times New Roman" w:cs="Times New Roman"/>
@@ -867,7 +849,6 @@
               </w:rPr>
               <w:t>“</w:t>
             </w:r>
-            <w:proofErr w:type="spellStart"/>
             <w:r>
               <w:rPr>
                 <w:rFonts w:ascii="Times New Roman" w:hAnsi="Times New Roman" w:cs="Times New Roman"/>
@@ -878,7 +859,6 @@
               </w:rPr>
               <w:t>Ап</w:t>
             </w:r>
-            <w:proofErr w:type="spellEnd"/>
             <w:r>
               <w:rPr>
                 <w:rFonts w:ascii="Times New Roman" w:hAnsi="Times New Roman" w:cs="Times New Roman"/>
@@ -889,7 +869,6 @@
               </w:rPr>
               <w:t xml:space="preserve"> </w:t>
             </w:r>
-            <w:proofErr w:type="spellStart"/>
             <w:r>
               <w:rPr>
                 <w:rFonts w:ascii="Times New Roman" w:hAnsi="Times New Roman" w:cs="Times New Roman"/>
@@ -900,7 +879,6 @@
               </w:rPr>
               <w:t>проперти</w:t>
             </w:r>
-            <w:proofErr w:type="spellEnd"/>
             <w:r>
               <w:rPr>
                 <w:rFonts w:ascii="Times New Roman" w:hAnsi="Times New Roman" w:cs="Times New Roman"/>
@@ -911,7 +889,6 @@
               </w:rPr>
               <w:t xml:space="preserve"> </w:t>
             </w:r>
-            <w:proofErr w:type="spellStart"/>
             <w:r>
               <w:rPr>
                 <w:rFonts w:ascii="Times New Roman" w:hAnsi="Times New Roman" w:cs="Times New Roman"/>
@@ -922,7 +899,6 @@
               </w:rPr>
               <w:t>девелопмент</w:t>
             </w:r>
-            <w:proofErr w:type="spellEnd"/>
             <w:r>
               <w:rPr>
                 <w:rFonts w:ascii="Times New Roman" w:hAnsi="Times New Roman" w:cs="Times New Roman"/>
@@ -1097,7 +1073,6 @@
                 <w:szCs w:val="22"/>
               </w:rPr>
             </w:pPr>
-            <w:proofErr w:type="spellStart"/>
             <w:r>
               <w:rPr>
                 <w:rFonts w:ascii="Times New Roman" w:hAnsi="Times New Roman" w:cs="Times New Roman"/>
@@ -1108,7 +1083,6 @@
               </w:rPr>
               <w:t>Иргэн</w:t>
             </w:r>
-            <w:proofErr w:type="spellEnd"/>
           </w:p>
         </w:tc>
         <w:tc>
@@ -1137,17 +1111,17 @@
                 <w:sz w:val="22"/>
                 <w:szCs w:val="22"/>
               </w:rPr>
-              <w:t>{{name</w:t>
-            </w:r>
-            <w:r>
-              <w:rPr>
-                <w:rFonts w:ascii="Times New Roman" w:hAnsi="Times New Roman" w:cs="Times New Roman"/>
-                <w:bCs/>
-                <w:color w:val="000000"/>
-                <w:sz w:val="22"/>
-                <w:szCs w:val="22"/>
-              </w:rPr>
-              <w:t xml:space="preserve">}} </w:t>
+              <w:t>{{name}}</w:t>
+            </w:r>
+            <w:r>
+              <w:rPr>
+                <w:rFonts w:ascii="Times New Roman" w:hAnsi="Times New Roman" w:cs="Times New Roman"/>
+                <w:bCs/>
+                <w:color w:val="000000"/>
+                <w:sz w:val="22"/>
+                <w:szCs w:val="22"/>
+              </w:rPr>
+              <w:t xml:space="preserve" w:space="preserve"> </w:t>
             </w:r>
             <w:r>
               <w:rPr>
@@ -1184,37 +1158,35 @@
               </w:rPr>
               <w:t>(</w:t>
             </w:r>
-            <w:proofErr w:type="gramStart"/>
-            <w:r>
-              <w:rPr>
-                <w:rFonts w:ascii="Times New Roman" w:hAnsi="Times New Roman" w:cs="Times New Roman"/>
-                <w:bCs/>
-                <w:color w:val="000000"/>
-                <w:sz w:val="22"/>
-                <w:szCs w:val="22"/>
-              </w:rPr>
-              <w:t>РД:{</w:t>
-            </w:r>
-            <w:proofErr w:type="gramEnd"/>
-            <w:r>
-              <w:rPr>
-                <w:rFonts w:ascii="Times New Roman" w:hAnsi="Times New Roman" w:cs="Times New Roman"/>
-                <w:bCs/>
-                <w:color w:val="000000"/>
-                <w:sz w:val="22"/>
-                <w:szCs w:val="22"/>
-              </w:rPr>
-              <w:t>{register</w:t>
-            </w:r>
-            <w:r>
-              <w:rPr>
-                <w:rFonts w:ascii="Times New Roman" w:hAnsi="Times New Roman" w:cs="Times New Roman"/>
-                <w:bCs/>
-                <w:color w:val="000000"/>
-                <w:sz w:val="22"/>
-                <w:szCs w:val="22"/>
-              </w:rPr>
-              <w:t xml:space="preserve">}} </w:t>
+            <w:r>
+              <w:rPr>
+                <w:rFonts w:ascii="Times New Roman" w:hAnsi="Times New Roman" w:cs="Times New Roman"/>
+                <w:bCs/>
+                <w:color w:val="000000"/>
+                <w:sz w:val="22"/>
+                <w:szCs w:val="22"/>
+              </w:rPr>
+              <w:t>РД:{{register}}</w:t>
+            </w:r>
+            <w:r>
+              <w:rPr>
+                <w:rFonts w:ascii="Times New Roman" w:hAnsi="Times New Roman" w:cs="Times New Roman"/>
+                <w:bCs/>
+                <w:color w:val="000000"/>
+                <w:sz w:val="22"/>
+                <w:szCs w:val="22"/>
+              </w:rPr>
+              <w:t/>
+            </w:r>
+            <w:r>
+              <w:rPr>
+                <w:rFonts w:ascii="Times New Roman" w:hAnsi="Times New Roman" w:cs="Times New Roman"/>
+                <w:bCs/>
+                <w:color w:val="000000"/>
+                <w:sz w:val="22"/>
+                <w:szCs w:val="22"/>
+              </w:rPr>
+              <w:t xml:space="preserve" w:space="preserve"> </w:t>
             </w:r>
             <w:r>
               <w:rPr>
@@ -1319,7 +1291,6 @@
               </w:rPr>
               <w:t>(</w:t>
             </w:r>
-            <w:proofErr w:type="spellStart"/>
             <w:r>
               <w:rPr>
                 <w:rFonts w:ascii="Times New Roman" w:hAnsi="Times New Roman" w:cs="Times New Roman"/>
@@ -1330,7 +1301,6 @@
               </w:rPr>
               <w:t>Зуучлуулагч</w:t>
             </w:r>
-            <w:proofErr w:type="spellEnd"/>
             <w:r>
               <w:rPr>
                 <w:rFonts w:ascii="Times New Roman" w:hAnsi="Times New Roman" w:cs="Times New Roman"/>
@@ -1341,7 +1311,6 @@
               </w:rPr>
               <w:t xml:space="preserve"> </w:t>
             </w:r>
-            <w:proofErr w:type="spellStart"/>
             <w:r>
               <w:rPr>
                 <w:rFonts w:ascii="Times New Roman" w:hAnsi="Times New Roman" w:cs="Times New Roman"/>
@@ -1352,7 +1321,6 @@
               </w:rPr>
               <w:t>болон</w:t>
             </w:r>
-            <w:proofErr w:type="spellEnd"/>
             <w:r>
               <w:rPr>
                 <w:rFonts w:ascii="Times New Roman" w:hAnsi="Times New Roman" w:cs="Times New Roman"/>
@@ -1363,7 +1331,6 @@
               </w:rPr>
               <w:t xml:space="preserve"> </w:t>
             </w:r>
-            <w:proofErr w:type="spellStart"/>
             <w:r>
               <w:rPr>
                 <w:rFonts w:ascii="Times New Roman" w:hAnsi="Times New Roman" w:cs="Times New Roman"/>
@@ -1374,7 +1341,6 @@
               </w:rPr>
               <w:t>зуучлагч</w:t>
             </w:r>
-            <w:proofErr w:type="spellEnd"/>
             <w:r>
               <w:rPr>
                 <w:rFonts w:ascii="Times New Roman" w:hAnsi="Times New Roman" w:cs="Times New Roman"/>
@@ -1385,7 +1351,6 @@
               </w:rPr>
               <w:t xml:space="preserve"> </w:t>
             </w:r>
-            <w:proofErr w:type="spellStart"/>
             <w:r>
               <w:rPr>
                 <w:rFonts w:ascii="Times New Roman" w:hAnsi="Times New Roman" w:cs="Times New Roman"/>
@@ -1396,7 +1361,6 @@
               </w:rPr>
               <w:t>нарыг</w:t>
             </w:r>
-            <w:proofErr w:type="spellEnd"/>
             <w:r>
               <w:rPr>
                 <w:rFonts w:ascii="Times New Roman" w:hAnsi="Times New Roman" w:cs="Times New Roman"/>
@@ -1407,7 +1371,6 @@
               </w:rPr>
               <w:t xml:space="preserve"> </w:t>
             </w:r>
-            <w:proofErr w:type="spellStart"/>
             <w:r>
               <w:rPr>
                 <w:rFonts w:ascii="Times New Roman" w:hAnsi="Times New Roman" w:cs="Times New Roman"/>
@@ -1418,7 +1381,6 @@
               </w:rPr>
               <w:t>хамтад</w:t>
             </w:r>
-            <w:proofErr w:type="spellEnd"/>
             <w:r>
               <w:rPr>
                 <w:rFonts w:ascii="Times New Roman" w:hAnsi="Times New Roman" w:cs="Times New Roman"/>
@@ -1429,7 +1391,6 @@
               </w:rPr>
               <w:t xml:space="preserve"> </w:t>
             </w:r>
-            <w:proofErr w:type="spellStart"/>
             <w:r>
               <w:rPr>
                 <w:rFonts w:ascii="Times New Roman" w:hAnsi="Times New Roman" w:cs="Times New Roman"/>
@@ -1440,7 +1401,6 @@
               </w:rPr>
               <w:t>нь</w:t>
             </w:r>
-            <w:proofErr w:type="spellEnd"/>
             <w:r>
               <w:rPr>
                 <w:rFonts w:ascii="Times New Roman" w:hAnsi="Times New Roman" w:cs="Times New Roman"/>
@@ -1451,7 +1411,6 @@
               </w:rPr>
               <w:t xml:space="preserve"> “</w:t>
             </w:r>
-            <w:proofErr w:type="spellStart"/>
             <w:r>
               <w:rPr>
                 <w:rFonts w:ascii="Times New Roman" w:hAnsi="Times New Roman" w:cs="Times New Roman"/>
@@ -1462,7 +1421,6 @@
               </w:rPr>
               <w:t>Талууд</w:t>
             </w:r>
-            <w:proofErr w:type="spellEnd"/>
             <w:r>
               <w:rPr>
                 <w:rFonts w:ascii="Times New Roman" w:hAnsi="Times New Roman" w:cs="Times New Roman"/>
@@ -1473,7 +1431,6 @@
               </w:rPr>
               <w:t xml:space="preserve">” </w:t>
             </w:r>
-            <w:proofErr w:type="spellStart"/>
             <w:r>
               <w:rPr>
                 <w:rFonts w:ascii="Times New Roman" w:hAnsi="Times New Roman" w:cs="Times New Roman"/>
@@ -1484,7 +1441,6 @@
               </w:rPr>
               <w:t>гэнэ</w:t>
             </w:r>
-            <w:proofErr w:type="spellEnd"/>
             <w:r>
               <w:rPr>
                 <w:rFonts w:ascii="Times New Roman" w:hAnsi="Times New Roman" w:cs="Times New Roman"/>
@@ -1615,7 +1571,6 @@
                 <w:szCs w:val="22"/>
               </w:rPr>
             </w:pPr>
-            <w:proofErr w:type="spellStart"/>
             <w:r>
               <w:rPr>
                 <w:rFonts w:ascii="Times New Roman" w:hAnsi="Times New Roman" w:cs="Times New Roman"/>
@@ -1626,7 +1581,6 @@
               </w:rPr>
               <w:t>Ашиглалтанд</w:t>
             </w:r>
-            <w:proofErr w:type="spellEnd"/>
           </w:p>
         </w:tc>
         <w:tc>
@@ -1647,7 +1601,6 @@
                 <w:szCs w:val="22"/>
               </w:rPr>
             </w:pPr>
-            <w:proofErr w:type="spellStart"/>
             <w:r>
               <w:rPr>
                 <w:rFonts w:ascii="Times New Roman" w:hAnsi="Times New Roman" w:cs="Times New Roman"/>
@@ -1658,7 +1611,6 @@
               </w:rPr>
               <w:t>Талбайн</w:t>
             </w:r>
-            <w:proofErr w:type="spellEnd"/>
             <w:r>
               <w:rPr>
                 <w:rFonts w:ascii="Times New Roman" w:hAnsi="Times New Roman" w:cs="Times New Roman"/>
@@ -1669,7 +1621,6 @@
               </w:rPr>
               <w:t xml:space="preserve"> </w:t>
             </w:r>
-            <w:proofErr w:type="spellStart"/>
             <w:r>
               <w:rPr>
                 <w:rFonts w:ascii="Times New Roman" w:hAnsi="Times New Roman" w:cs="Times New Roman"/>
@@ -1680,7 +1631,6 @@
               </w:rPr>
               <w:t>зориулалт</w:t>
             </w:r>
-            <w:proofErr w:type="spellEnd"/>
           </w:p>
         </w:tc>
       </w:tr>
@@ -1728,17 +1678,17 @@
                 <w:sz w:val="22"/>
                 <w:szCs w:val="22"/>
               </w:rPr>
-              <w:t>{{cert</w:t>
-            </w:r>
-            <w:r>
-              <w:rPr>
-                <w:rFonts w:ascii="Times New Roman" w:hAnsi="Times New Roman" w:cs="Times New Roman"/>
-                <w:bCs/>
-                <w:color w:val="000000"/>
-                <w:sz w:val="22"/>
-                <w:szCs w:val="22"/>
-              </w:rPr>
-              <w:t xml:space="preserve">}} </w:t>
+              <w:t>{{cert}}</w:t>
+            </w:r>
+            <w:r>
+              <w:rPr>
+                <w:rFonts w:ascii="Times New Roman" w:hAnsi="Times New Roman" w:cs="Times New Roman"/>
+                <w:bCs/>
+                <w:color w:val="000000"/>
+                <w:sz w:val="22"/>
+                <w:szCs w:val="22"/>
+              </w:rPr>
+              <w:t xml:space="preserve" w:space="preserve"> </w:t>
             </w:r>
           </w:p>
         </w:tc>
@@ -1792,7 +1742,6 @@
                 <w:szCs w:val="22"/>
               </w:rPr>
             </w:pPr>
-            <w:proofErr w:type="spellStart"/>
             <w:r>
               <w:rPr>
                 <w:rFonts w:ascii="Times New Roman" w:hAnsi="Times New Roman" w:cs="Times New Roman"/>
@@ -1803,7 +1752,6 @@
               </w:rPr>
               <w:t>Он</w:t>
             </w:r>
-            <w:proofErr w:type="spellEnd"/>
           </w:p>
         </w:tc>
         <w:tc>
@@ -1832,17 +1780,17 @@
                 <w:sz w:val="22"/>
                 <w:szCs w:val="22"/>
               </w:rPr>
-              <w:t>{{purpose</w:t>
-            </w:r>
-            <w:r>
-              <w:rPr>
-                <w:rFonts w:ascii="Times New Roman" w:hAnsi="Times New Roman" w:cs="Times New Roman"/>
-                <w:bCs/>
-                <w:color w:val="000000"/>
-                <w:sz w:val="22"/>
-                <w:szCs w:val="22"/>
-              </w:rPr>
-              <w:t xml:space="preserve">}} </w:t>
+              <w:t>{{purpose}}</w:t>
+            </w:r>
+            <w:r>
+              <w:rPr>
+                <w:rFonts w:ascii="Times New Roman" w:hAnsi="Times New Roman" w:cs="Times New Roman"/>
+                <w:bCs/>
+                <w:color w:val="000000"/>
+                <w:sz w:val="22"/>
+                <w:szCs w:val="22"/>
+              </w:rPr>
+              <w:t xml:space="preserve" w:space="preserve"> </w:t>
             </w:r>
           </w:p>
         </w:tc>
@@ -1873,7 +1821,6 @@
                 <w:szCs w:val="22"/>
               </w:rPr>
             </w:pPr>
-            <w:proofErr w:type="spellStart"/>
             <w:r>
               <w:rPr>
                 <w:rFonts w:ascii="Times New Roman" w:hAnsi="Times New Roman" w:cs="Times New Roman"/>
@@ -1884,7 +1831,6 @@
               </w:rPr>
               <w:t>Хаяг</w:t>
             </w:r>
-            <w:proofErr w:type="spellEnd"/>
           </w:p>
         </w:tc>
         <w:tc>
@@ -1905,7 +1851,6 @@
                 <w:szCs w:val="22"/>
               </w:rPr>
             </w:pPr>
-            <w:proofErr w:type="spellStart"/>
             <w:r>
               <w:rPr>
                 <w:rFonts w:ascii="Times New Roman" w:hAnsi="Times New Roman" w:cs="Times New Roman"/>
@@ -1916,7 +1861,6 @@
               </w:rPr>
               <w:t>Давхар</w:t>
             </w:r>
-            <w:proofErr w:type="spellEnd"/>
           </w:p>
         </w:tc>
         <w:tc>
@@ -1937,7 +1881,6 @@
                 <w:szCs w:val="22"/>
               </w:rPr>
             </w:pPr>
-            <w:proofErr w:type="spellStart"/>
             <w:r>
               <w:rPr>
                 <w:rFonts w:ascii="Times New Roman" w:hAnsi="Times New Roman" w:cs="Times New Roman"/>
@@ -1948,7 +1891,6 @@
               </w:rPr>
               <w:t>Өрөөний</w:t>
             </w:r>
-            <w:proofErr w:type="spellEnd"/>
             <w:r>
               <w:rPr>
                 <w:rFonts w:ascii="Times New Roman" w:hAnsi="Times New Roman" w:cs="Times New Roman"/>
@@ -1959,7 +1901,6 @@
               </w:rPr>
               <w:t xml:space="preserve"> </w:t>
             </w:r>
-            <w:proofErr w:type="spellStart"/>
             <w:r>
               <w:rPr>
                 <w:rFonts w:ascii="Times New Roman" w:hAnsi="Times New Roman" w:cs="Times New Roman"/>
@@ -1970,7 +1911,6 @@
               </w:rPr>
               <w:t>тоо</w:t>
             </w:r>
-            <w:proofErr w:type="spellEnd"/>
           </w:p>
         </w:tc>
         <w:tc>
@@ -1991,7 +1931,6 @@
                 <w:szCs w:val="22"/>
               </w:rPr>
             </w:pPr>
-            <w:proofErr w:type="spellStart"/>
             <w:r>
               <w:rPr>
                 <w:rFonts w:ascii="Times New Roman" w:hAnsi="Times New Roman" w:cs="Times New Roman"/>
@@ -2002,7 +1941,6 @@
               </w:rPr>
               <w:t>Талбайн</w:t>
             </w:r>
-            <w:proofErr w:type="spellEnd"/>
             <w:r>
               <w:rPr>
                 <w:rFonts w:ascii="Times New Roman" w:hAnsi="Times New Roman" w:cs="Times New Roman"/>
@@ -2013,7 +1951,6 @@
               </w:rPr>
               <w:t xml:space="preserve"> </w:t>
             </w:r>
-            <w:proofErr w:type="spellStart"/>
             <w:r>
               <w:rPr>
                 <w:rFonts w:ascii="Times New Roman" w:hAnsi="Times New Roman" w:cs="Times New Roman"/>
@@ -2024,7 +1961,6 @@
               </w:rPr>
               <w:t>хэмжээ</w:t>
             </w:r>
-            <w:proofErr w:type="spellEnd"/>
           </w:p>
         </w:tc>
       </w:tr>
@@ -2060,17 +1996,17 @@
                 <w:sz w:val="22"/>
                 <w:szCs w:val="22"/>
               </w:rPr>
-              <w:t>{{address</w:t>
-            </w:r>
-            <w:r>
-              <w:rPr>
-                <w:rFonts w:ascii="Times New Roman" w:hAnsi="Times New Roman" w:cs="Times New Roman"/>
-                <w:bCs/>
-                <w:color w:val="000000"/>
-                <w:sz w:val="22"/>
-                <w:szCs w:val="22"/>
-              </w:rPr>
-              <w:t xml:space="preserve">}} </w:t>
+              <w:t>{{address}}</w:t>
+            </w:r>
+            <w:r>
+              <w:rPr>
+                <w:rFonts w:ascii="Times New Roman" w:hAnsi="Times New Roman" w:cs="Times New Roman"/>
+                <w:bCs/>
+                <w:color w:val="000000"/>
+                <w:sz w:val="22"/>
+                <w:szCs w:val="22"/>
+              </w:rPr>
+              <w:t xml:space="preserve" w:space="preserve"> </w:t>
             </w:r>
           </w:p>
         </w:tc>
@@ -2140,17 +2076,17 @@
                 <w:sz w:val="22"/>
                 <w:szCs w:val="22"/>
               </w:rPr>
-              <w:t>{{area</w:t>
-            </w:r>
-            <w:r>
-              <w:rPr>
-                <w:rFonts w:ascii="Times New Roman" w:hAnsi="Times New Roman" w:cs="Times New Roman"/>
-                <w:bCs/>
-                <w:color w:val="000000"/>
-                <w:sz w:val="22"/>
-                <w:szCs w:val="22"/>
-              </w:rPr>
-              <w:t xml:space="preserve">}} </w:t>
+              <w:t>{{area}}</w:t>
+            </w:r>
+            <w:r>
+              <w:rPr>
+                <w:rFonts w:ascii="Times New Roman" w:hAnsi="Times New Roman" w:cs="Times New Roman"/>
+                <w:bCs/>
+                <w:color w:val="000000"/>
+                <w:sz w:val="22"/>
+                <w:szCs w:val="22"/>
+              </w:rPr>
+              <w:t xml:space="preserve" w:space="preserve"> </w:t>
             </w:r>
           </w:p>
         </w:tc>
@@ -2178,7 +2114,6 @@
                 <w:szCs w:val="22"/>
               </w:rPr>
             </w:pPr>
-            <w:proofErr w:type="spellStart"/>
             <w:r>
               <w:rPr>
                 <w:rFonts w:ascii="Times New Roman" w:hAnsi="Times New Roman" w:cs="Times New Roman"/>
@@ -2189,7 +2124,6 @@
               </w:rPr>
               <w:t>Энэхүү</w:t>
             </w:r>
-            <w:proofErr w:type="spellEnd"/>
             <w:r>
               <w:rPr>
                 <w:rFonts w:ascii="Times New Roman" w:hAnsi="Times New Roman" w:cs="Times New Roman"/>
@@ -2200,7 +2134,6 @@
               </w:rPr>
               <w:t xml:space="preserve"> </w:t>
             </w:r>
-            <w:proofErr w:type="spellStart"/>
             <w:r>
               <w:rPr>
                 <w:rFonts w:ascii="Times New Roman" w:hAnsi="Times New Roman" w:cs="Times New Roman"/>
@@ -2211,7 +2144,6 @@
               </w:rPr>
               <w:t>гэрээний</w:t>
             </w:r>
-            <w:proofErr w:type="spellEnd"/>
             <w:r>
               <w:rPr>
                 <w:rFonts w:ascii="Times New Roman" w:hAnsi="Times New Roman" w:cs="Times New Roman"/>
@@ -2222,7 +2154,6 @@
               </w:rPr>
               <w:t xml:space="preserve"> </w:t>
             </w:r>
-            <w:proofErr w:type="spellStart"/>
             <w:r>
               <w:rPr>
                 <w:rFonts w:ascii="Times New Roman" w:hAnsi="Times New Roman" w:cs="Times New Roman"/>
@@ -2233,7 +2164,6 @@
               </w:rPr>
               <w:t>хугацаа</w:t>
             </w:r>
-            <w:proofErr w:type="spellEnd"/>
             <w:r>
               <w:rPr>
                 <w:rFonts w:ascii="Times New Roman" w:hAnsi="Times New Roman" w:cs="Times New Roman"/>
@@ -2285,7 +2215,6 @@
                 <w:szCs w:val="22"/>
               </w:rPr>
             </w:pPr>
-            <w:proofErr w:type="spellStart"/>
             <w:r>
               <w:rPr>
                 <w:rFonts w:ascii="Times New Roman" w:hAnsi="Times New Roman" w:cs="Times New Roman"/>
@@ -2296,7 +2225,6 @@
               </w:rPr>
               <w:t>Өмчлөгчийн</w:t>
             </w:r>
-            <w:proofErr w:type="spellEnd"/>
             <w:r>
               <w:rPr>
                 <w:rFonts w:ascii="Times New Roman" w:hAnsi="Times New Roman" w:cs="Times New Roman"/>
@@ -2307,7 +2235,6 @@
               </w:rPr>
               <w:t xml:space="preserve"> </w:t>
             </w:r>
-            <w:proofErr w:type="spellStart"/>
             <w:r>
               <w:rPr>
                 <w:rFonts w:ascii="Times New Roman" w:hAnsi="Times New Roman" w:cs="Times New Roman"/>
@@ -2318,7 +2245,6 @@
               </w:rPr>
               <w:t>тоо</w:t>
             </w:r>
-            <w:proofErr w:type="spellEnd"/>
             <w:r>
               <w:rPr>
                 <w:rFonts w:ascii="Times New Roman" w:hAnsi="Times New Roman" w:cs="Times New Roman"/>
@@ -2350,7 +2276,6 @@
                 <w:szCs w:val="22"/>
               </w:rPr>
             </w:pPr>
-            <w:proofErr w:type="spellStart"/>
             <w:r>
               <w:rPr>
                 <w:rFonts w:ascii="Times New Roman" w:hAnsi="Times New Roman" w:cs="Times New Roman"/>
@@ -2361,7 +2286,6 @@
               </w:rPr>
               <w:t>Төлөөлж</w:t>
             </w:r>
-            <w:proofErr w:type="spellEnd"/>
             <w:r>
               <w:rPr>
                 <w:rFonts w:ascii="Times New Roman" w:hAnsi="Times New Roman" w:cs="Times New Roman"/>
@@ -2372,7 +2296,6 @@
               </w:rPr>
               <w:t xml:space="preserve"> </w:t>
             </w:r>
-            <w:proofErr w:type="spellStart"/>
             <w:r>
               <w:rPr>
                 <w:rFonts w:ascii="Times New Roman" w:hAnsi="Times New Roman" w:cs="Times New Roman"/>
@@ -2383,7 +2306,6 @@
               </w:rPr>
               <w:t>гэрээ</w:t>
             </w:r>
-            <w:proofErr w:type="spellEnd"/>
             <w:r>
               <w:rPr>
                 <w:rFonts w:ascii="Times New Roman" w:hAnsi="Times New Roman" w:cs="Times New Roman"/>
@@ -2394,7 +2316,6 @@
               </w:rPr>
               <w:t xml:space="preserve"> </w:t>
             </w:r>
-            <w:proofErr w:type="spellStart"/>
             <w:r>
               <w:rPr>
                 <w:rFonts w:ascii="Times New Roman" w:hAnsi="Times New Roman" w:cs="Times New Roman"/>
@@ -2405,7 +2326,6 @@
               </w:rPr>
               <w:t>хийсэн</w:t>
             </w:r>
-            <w:proofErr w:type="spellEnd"/>
             <w:r>
               <w:rPr>
                 <w:rFonts w:ascii="Times New Roman" w:hAnsi="Times New Roman" w:cs="Times New Roman"/>
@@ -2416,7 +2336,6 @@
               </w:rPr>
               <w:t xml:space="preserve"> </w:t>
             </w:r>
-            <w:proofErr w:type="spellStart"/>
             <w:r>
               <w:rPr>
                 <w:rFonts w:ascii="Times New Roman" w:hAnsi="Times New Roman" w:cs="Times New Roman"/>
@@ -2427,7 +2346,6 @@
               </w:rPr>
               <w:t>өмчлөгч</w:t>
             </w:r>
-            <w:proofErr w:type="spellEnd"/>
             <w:r>
               <w:rPr>
                 <w:rFonts w:ascii="Times New Roman" w:hAnsi="Times New Roman" w:cs="Times New Roman"/>
@@ -2484,7 +2402,6 @@
                 <w:szCs w:val="20"/>
               </w:rPr>
             </w:pPr>
-            <w:proofErr w:type="spellStart"/>
             <w:r>
               <w:rPr>
                 <w:rFonts w:ascii="Times New Roman" w:hAnsi="Times New Roman" w:cs="Times New Roman"/>
@@ -2495,7 +2412,6 @@
               </w:rPr>
               <w:t>Эхлэх</w:t>
             </w:r>
-            <w:proofErr w:type="spellEnd"/>
             <w:r>
               <w:rPr>
                 <w:rFonts w:ascii="Times New Roman" w:hAnsi="Times New Roman" w:cs="Times New Roman"/>
@@ -2506,7 +2422,6 @@
               </w:rPr>
               <w:t xml:space="preserve"> </w:t>
             </w:r>
-            <w:proofErr w:type="spellStart"/>
             <w:r>
               <w:rPr>
                 <w:rFonts w:ascii="Times New Roman" w:hAnsi="Times New Roman" w:cs="Times New Roman"/>
@@ -2517,7 +2432,6 @@
               </w:rPr>
               <w:t>өдөр</w:t>
             </w:r>
-            <w:proofErr w:type="spellEnd"/>
           </w:p>
         </w:tc>
         <w:tc>
@@ -2538,7 +2452,6 @@
                 <w:szCs w:val="20"/>
               </w:rPr>
             </w:pPr>
-            <w:proofErr w:type="spellStart"/>
             <w:r>
               <w:rPr>
                 <w:rFonts w:ascii="Times New Roman" w:hAnsi="Times New Roman" w:cs="Times New Roman"/>
@@ -2549,7 +2462,6 @@
               </w:rPr>
               <w:t>Дуусгавар</w:t>
             </w:r>
-            <w:proofErr w:type="spellEnd"/>
             <w:r>
               <w:rPr>
                 <w:rFonts w:ascii="Times New Roman" w:hAnsi="Times New Roman" w:cs="Times New Roman"/>
@@ -2560,7 +2472,6 @@
               </w:rPr>
               <w:t xml:space="preserve"> </w:t>
             </w:r>
-            <w:proofErr w:type="spellStart"/>
             <w:r>
               <w:rPr>
                 <w:rFonts w:ascii="Times New Roman" w:hAnsi="Times New Roman" w:cs="Times New Roman"/>
@@ -2571,7 +2482,6 @@
               </w:rPr>
               <w:t>болох</w:t>
             </w:r>
-            <w:proofErr w:type="spellEnd"/>
             <w:r>
               <w:rPr>
                 <w:rFonts w:ascii="Times New Roman" w:hAnsi="Times New Roman" w:cs="Times New Roman"/>
@@ -2582,7 +2492,6 @@
               </w:rPr>
               <w:t xml:space="preserve"> </w:t>
             </w:r>
-            <w:proofErr w:type="spellStart"/>
             <w:r>
               <w:rPr>
                 <w:rFonts w:ascii="Times New Roman" w:hAnsi="Times New Roman" w:cs="Times New Roman"/>
@@ -2593,7 +2502,6 @@
               </w:rPr>
               <w:t>өдөр</w:t>
             </w:r>
-            <w:proofErr w:type="spellEnd"/>
           </w:p>
         </w:tc>
         <w:tc>
@@ -2614,7 +2522,6 @@
                 <w:szCs w:val="20"/>
               </w:rPr>
             </w:pPr>
-            <w:proofErr w:type="spellStart"/>
             <w:r>
               <w:rPr>
                 <w:rFonts w:ascii="Times New Roman" w:hAnsi="Times New Roman" w:cs="Times New Roman"/>
@@ -2625,7 +2532,6 @@
               </w:rPr>
               <w:t>Сараар</w:t>
             </w:r>
-            <w:proofErr w:type="spellEnd"/>
           </w:p>
         </w:tc>
         <w:tc>
@@ -2760,7 +2666,6 @@
                 <w:szCs w:val="20"/>
               </w:rPr>
             </w:pPr>
-            <w:proofErr w:type="spellStart"/>
             <w:r>
               <w:rPr>
                 <w:rFonts w:ascii="Times New Roman" w:hAnsi="Times New Roman" w:cs="Times New Roman"/>
@@ -2771,7 +2676,6 @@
               </w:rPr>
               <w:t>Хуулийн</w:t>
             </w:r>
-            <w:proofErr w:type="spellEnd"/>
             <w:r>
               <w:rPr>
                 <w:rFonts w:ascii="Times New Roman" w:hAnsi="Times New Roman" w:cs="Times New Roman"/>
@@ -2782,7 +2686,6 @@
               </w:rPr>
               <w:t xml:space="preserve"> </w:t>
             </w:r>
-            <w:proofErr w:type="spellStart"/>
             <w:r>
               <w:rPr>
                 <w:rFonts w:ascii="Times New Roman" w:hAnsi="Times New Roman" w:cs="Times New Roman"/>
@@ -2793,7 +2696,6 @@
               </w:rPr>
               <w:t>этгээд</w:t>
             </w:r>
-            <w:proofErr w:type="spellEnd"/>
           </w:p>
           <w:p>
             <w:pPr>
@@ -2867,9 +2769,8 @@
                 <w:sz w:val="20"/>
                 <w:szCs w:val="20"/>
               </w:rPr>
-              <w:t>{{</w:t>
-            </w:r>
-            <w:proofErr w:type="spellStart"/>
+              <w:t>{{startDate}}</w:t>
+            </w:r>
             <w:r>
               <w:rPr>
                 <w:rFonts w:ascii="Times New Roman" w:hAnsi="Times New Roman" w:cs="Times New Roman"/>
@@ -2878,9 +2779,8 @@
                 <w:sz w:val="20"/>
                 <w:szCs w:val="20"/>
               </w:rPr>
-              <w:t>startDate</w:t>
-            </w:r>
-            <w:proofErr w:type="spellEnd"/>
+              <w:t/>
+            </w:r>
             <w:r>
               <w:rPr>
                 <w:rFonts w:ascii="Times New Roman" w:hAnsi="Times New Roman" w:cs="Times New Roman"/>
@@ -2889,7 +2789,7 @@
                 <w:sz w:val="20"/>
                 <w:szCs w:val="20"/>
               </w:rPr>
-              <w:t xml:space="preserve">}} </w:t>
+              <w:t xml:space="preserve" w:space="preserve"> </w:t>
             </w:r>
           </w:p>
         </w:tc>
@@ -2917,25 +2817,23 @@
                 <w:sz w:val="20"/>
                 <w:szCs w:val="20"/>
               </w:rPr>
-              <w:t>{{</w:t>
-            </w:r>
-            <w:proofErr w:type="spellStart"/>
+              <w:t>{{endDate}}</w:t>
+            </w:r>
             <w:r>
               <w:rPr>
                 <w:rFonts w:ascii="Times New Roman" w:hAnsi="Times New Roman" w:cs="Times New Roman"/>
                 <w:sz w:val="20"/>
                 <w:szCs w:val="20"/>
               </w:rPr>
-              <w:t>endDate</w:t>
-            </w:r>
-            <w:proofErr w:type="spellEnd"/>
+              <w:t/>
+            </w:r>
             <w:r>
               <w:rPr>
                 <w:rFonts w:ascii="Times New Roman" w:hAnsi="Times New Roman" w:cs="Times New Roman"/>
                 <w:sz w:val="20"/>
                 <w:szCs w:val="20"/>
               </w:rPr>
-              <w:t xml:space="preserve">}} </w:t>
+              <w:t xml:space="preserve" w:space="preserve"> </w:t>
             </w:r>
           </w:p>
         </w:tc>
@@ -2963,7 +2861,7 @@
                 <w:sz w:val="20"/>
                 <w:szCs w:val="20"/>
               </w:rPr>
-              <w:t>{{duration</w:t>
+              <w:t>{{duration}}</w:t>
             </w:r>
             <w:r>
               <w:rPr>
@@ -2971,7 +2869,7 @@
                 <w:sz w:val="20"/>
                 <w:szCs w:val="20"/>
               </w:rPr>
-              <w:t xml:space="preserve">}} </w:t>
+              <w:t xml:space="preserve" w:space="preserve"> </w:t>
             </w:r>
           </w:p>
         </w:tc>
@@ -3131,7 +3029,6 @@
                 <w:szCs w:val="20"/>
               </w:rPr>
             </w:pPr>
-            <w:proofErr w:type="spellStart"/>
             <w:r>
               <w:rPr>
                 <w:rFonts w:ascii="Times New Roman" w:hAnsi="Times New Roman" w:cs="Times New Roman"/>
@@ -3142,7 +3039,6 @@
               </w:rPr>
               <w:t>Нотолсон</w:t>
             </w:r>
-            <w:proofErr w:type="spellEnd"/>
             <w:r>
               <w:rPr>
                 <w:rFonts w:ascii="Times New Roman" w:hAnsi="Times New Roman" w:cs="Times New Roman"/>
@@ -3153,7 +3049,6 @@
               </w:rPr>
               <w:t xml:space="preserve"> </w:t>
             </w:r>
-            <w:proofErr w:type="spellStart"/>
             <w:r>
               <w:rPr>
                 <w:rFonts w:ascii="Times New Roman" w:hAnsi="Times New Roman" w:cs="Times New Roman"/>
@@ -3164,7 +3059,6 @@
               </w:rPr>
               <w:t>гарын</w:t>
             </w:r>
-            <w:proofErr w:type="spellEnd"/>
             <w:r>
               <w:rPr>
                 <w:rFonts w:ascii="Times New Roman" w:hAnsi="Times New Roman" w:cs="Times New Roman"/>
@@ -3175,7 +3069,6 @@
               </w:rPr>
               <w:t xml:space="preserve"> </w:t>
             </w:r>
-            <w:proofErr w:type="spellStart"/>
             <w:r>
               <w:rPr>
                 <w:rFonts w:ascii="Times New Roman" w:hAnsi="Times New Roman" w:cs="Times New Roman"/>
@@ -3186,7 +3079,6 @@
               </w:rPr>
               <w:t>үсэг</w:t>
             </w:r>
-            <w:proofErr w:type="spellEnd"/>
             <w:r>
               <w:rPr>
                 <w:rFonts w:ascii="Times New Roman" w:hAnsi="Times New Roman" w:cs="Times New Roman"/>
@@ -3280,7 +3172,6 @@
                 <w:szCs w:val="20"/>
               </w:rPr>
             </w:pPr>
-            <w:proofErr w:type="spellStart"/>
             <w:r>
               <w:rPr>
                 <w:rFonts w:ascii="Times New Roman" w:hAnsi="Times New Roman" w:cs="Times New Roman"/>
@@ -3291,7 +3182,6 @@
               </w:rPr>
               <w:t>Нотолсон</w:t>
             </w:r>
-            <w:proofErr w:type="spellEnd"/>
             <w:r>
               <w:rPr>
                 <w:rFonts w:ascii="Times New Roman" w:hAnsi="Times New Roman" w:cs="Times New Roman"/>
@@ -3302,7 +3192,6 @@
               </w:rPr>
               <w:t xml:space="preserve"> </w:t>
             </w:r>
-            <w:proofErr w:type="spellStart"/>
             <w:r>
               <w:rPr>
                 <w:rFonts w:ascii="Times New Roman" w:hAnsi="Times New Roman" w:cs="Times New Roman"/>
@@ -3313,7 +3202,6 @@
               </w:rPr>
               <w:t>гарын</w:t>
             </w:r>
-            <w:proofErr w:type="spellEnd"/>
             <w:r>
               <w:rPr>
                 <w:rFonts w:ascii="Times New Roman" w:hAnsi="Times New Roman" w:cs="Times New Roman"/>
@@ -3324,7 +3212,6 @@
               </w:rPr>
               <w:t xml:space="preserve"> </w:t>
             </w:r>
-            <w:proofErr w:type="spellStart"/>
             <w:r>
               <w:rPr>
                 <w:rFonts w:ascii="Times New Roman" w:hAnsi="Times New Roman" w:cs="Times New Roman"/>
@@ -3335,7 +3222,6 @@
               </w:rPr>
               <w:t>үсэг</w:t>
             </w:r>
-            <w:proofErr w:type="spellEnd"/>
             <w:r>
               <w:rPr>
                 <w:rFonts w:ascii="Times New Roman" w:hAnsi="Times New Roman" w:cs="Times New Roman"/>
@@ -3429,7 +3315,6 @@
                 <w:szCs w:val="20"/>
               </w:rPr>
             </w:pPr>
-            <w:proofErr w:type="spellStart"/>
             <w:r>
               <w:rPr>
                 <w:rFonts w:ascii="Times New Roman" w:hAnsi="Times New Roman" w:cs="Times New Roman"/>
@@ -3440,7 +3325,6 @@
               </w:rPr>
               <w:t>Нотолсон</w:t>
             </w:r>
-            <w:proofErr w:type="spellEnd"/>
             <w:r>
               <w:rPr>
                 <w:rFonts w:ascii="Times New Roman" w:hAnsi="Times New Roman" w:cs="Times New Roman"/>
@@ -3451,7 +3335,6 @@
               </w:rPr>
               <w:t xml:space="preserve"> </w:t>
             </w:r>
-            <w:proofErr w:type="spellStart"/>
             <w:r>
               <w:rPr>
                 <w:rFonts w:ascii="Times New Roman" w:hAnsi="Times New Roman" w:cs="Times New Roman"/>
@@ -3462,7 +3345,6 @@
               </w:rPr>
               <w:t>гарын</w:t>
             </w:r>
-            <w:proofErr w:type="spellEnd"/>
             <w:r>
               <w:rPr>
                 <w:rFonts w:ascii="Times New Roman" w:hAnsi="Times New Roman" w:cs="Times New Roman"/>
@@ -3473,7 +3355,6 @@
               </w:rPr>
               <w:t xml:space="preserve"> </w:t>
             </w:r>
-            <w:proofErr w:type="spellStart"/>
             <w:r>
               <w:rPr>
                 <w:rFonts w:ascii="Times New Roman" w:hAnsi="Times New Roman" w:cs="Times New Roman"/>
@@ -3484,7 +3365,6 @@
               </w:rPr>
               <w:t>үсэг</w:t>
             </w:r>
-            <w:proofErr w:type="spellEnd"/>
             <w:r>
               <w:rPr>
                 <w:rFonts w:ascii="Times New Roman" w:hAnsi="Times New Roman" w:cs="Times New Roman"/>
@@ -3546,7 +3426,6 @@
                 <w:szCs w:val="20"/>
               </w:rPr>
             </w:pPr>
-            <w:proofErr w:type="spellStart"/>
             <w:r>
               <w:rPr>
                 <w:rFonts w:ascii="Times New Roman" w:hAnsi="Times New Roman" w:cs="Times New Roman"/>
@@ -3557,7 +3436,6 @@
               </w:rPr>
               <w:t>Мэдээллийг</w:t>
             </w:r>
-            <w:proofErr w:type="spellEnd"/>
             <w:r>
               <w:rPr>
                 <w:rFonts w:ascii="Times New Roman" w:hAnsi="Times New Roman" w:cs="Times New Roman"/>
@@ -3568,7 +3446,6 @@
               </w:rPr>
               <w:t xml:space="preserve"> </w:t>
             </w:r>
-            <w:proofErr w:type="spellStart"/>
             <w:r>
               <w:rPr>
                 <w:rFonts w:ascii="Times New Roman" w:hAnsi="Times New Roman" w:cs="Times New Roman"/>
@@ -3579,7 +3456,6 @@
               </w:rPr>
               <w:t>цааш</w:t>
             </w:r>
-            <w:proofErr w:type="spellEnd"/>
             <w:r>
               <w:rPr>
                 <w:rFonts w:ascii="Times New Roman" w:hAnsi="Times New Roman" w:cs="Times New Roman"/>
@@ -3590,7 +3466,6 @@
               </w:rPr>
               <w:t xml:space="preserve"> </w:t>
             </w:r>
-            <w:proofErr w:type="spellStart"/>
             <w:r>
               <w:rPr>
                 <w:rFonts w:ascii="Times New Roman" w:hAnsi="Times New Roman" w:cs="Times New Roman"/>
@@ -3601,7 +3476,6 @@
               </w:rPr>
               <w:t>төрийн</w:t>
             </w:r>
-            <w:proofErr w:type="spellEnd"/>
             <w:r>
               <w:rPr>
                 <w:rFonts w:ascii="Times New Roman" w:hAnsi="Times New Roman" w:cs="Times New Roman"/>
@@ -3612,7 +3486,6 @@
               </w:rPr>
               <w:t xml:space="preserve"> </w:t>
             </w:r>
-            <w:proofErr w:type="spellStart"/>
             <w:r>
               <w:rPr>
                 <w:rFonts w:ascii="Times New Roman" w:hAnsi="Times New Roman" w:cs="Times New Roman"/>
@@ -3623,7 +3496,6 @@
               </w:rPr>
               <w:t>захиргааны</w:t>
             </w:r>
-            <w:proofErr w:type="spellEnd"/>
             <w:r>
               <w:rPr>
                 <w:rFonts w:ascii="Times New Roman" w:hAnsi="Times New Roman" w:cs="Times New Roman"/>
@@ -3634,7 +3506,6 @@
               </w:rPr>
               <w:t xml:space="preserve"> </w:t>
             </w:r>
-            <w:proofErr w:type="spellStart"/>
             <w:r>
               <w:rPr>
                 <w:rFonts w:ascii="Times New Roman" w:hAnsi="Times New Roman" w:cs="Times New Roman"/>
@@ -3645,7 +3516,6 @@
               </w:rPr>
               <w:t>байгууллагын</w:t>
             </w:r>
-            <w:proofErr w:type="spellEnd"/>
             <w:r>
               <w:rPr>
                 <w:rFonts w:ascii="Times New Roman" w:hAnsi="Times New Roman" w:cs="Times New Roman"/>
@@ -3656,7 +3526,6 @@
               </w:rPr>
               <w:t xml:space="preserve"> </w:t>
             </w:r>
-            <w:proofErr w:type="spellStart"/>
             <w:r>
               <w:rPr>
                 <w:rFonts w:ascii="Times New Roman" w:hAnsi="Times New Roman" w:cs="Times New Roman"/>
@@ -3667,7 +3536,6 @@
               </w:rPr>
               <w:t>хэрэгцээнд</w:t>
             </w:r>
-            <w:proofErr w:type="spellEnd"/>
             <w:r>
               <w:rPr>
                 <w:rFonts w:ascii="Times New Roman" w:hAnsi="Times New Roman" w:cs="Times New Roman"/>
@@ -3678,7 +3546,6 @@
               </w:rPr>
               <w:t xml:space="preserve"> </w:t>
             </w:r>
-            <w:proofErr w:type="spellStart"/>
             <w:r>
               <w:rPr>
                 <w:rFonts w:ascii="Times New Roman" w:hAnsi="Times New Roman" w:cs="Times New Roman"/>
@@ -3689,7 +3556,6 @@
               </w:rPr>
               <w:t>илгээхийг</w:t>
             </w:r>
-            <w:proofErr w:type="spellEnd"/>
             <w:r>
               <w:rPr>
                 <w:rFonts w:ascii="Times New Roman" w:hAnsi="Times New Roman" w:cs="Times New Roman"/>
@@ -3700,7 +3566,6 @@
               </w:rPr>
               <w:t xml:space="preserve"> </w:t>
             </w:r>
-            <w:proofErr w:type="spellStart"/>
             <w:r>
               <w:rPr>
                 <w:rFonts w:ascii="Times New Roman" w:hAnsi="Times New Roman" w:cs="Times New Roman"/>
@@ -3711,7 +3576,6 @@
               </w:rPr>
               <w:t>зөвшөөрөх</w:t>
             </w:r>
-            <w:proofErr w:type="spellEnd"/>
           </w:p>
         </w:tc>
         <w:tc>
@@ -3733,7 +3597,6 @@
                 <w:szCs w:val="20"/>
               </w:rPr>
             </w:pPr>
-            <w:proofErr w:type="spellStart"/>
             <w:r>
               <w:rPr>
                 <w:rFonts w:ascii="Times New Roman" w:hAnsi="Times New Roman" w:cs="Times New Roman"/>
@@ -3744,7 +3607,6 @@
               </w:rPr>
               <w:t>Нотолсон</w:t>
             </w:r>
-            <w:proofErr w:type="spellEnd"/>
             <w:r>
               <w:rPr>
                 <w:rFonts w:ascii="Times New Roman" w:hAnsi="Times New Roman" w:cs="Times New Roman"/>
@@ -3755,7 +3617,6 @@
               </w:rPr>
               <w:t xml:space="preserve"> </w:t>
             </w:r>
-            <w:proofErr w:type="spellStart"/>
             <w:r>
               <w:rPr>
                 <w:rFonts w:ascii="Times New Roman" w:hAnsi="Times New Roman" w:cs="Times New Roman"/>
@@ -3766,7 +3627,6 @@
               </w:rPr>
               <w:t>гарын</w:t>
             </w:r>
-            <w:proofErr w:type="spellEnd"/>
             <w:r>
               <w:rPr>
                 <w:rFonts w:ascii="Times New Roman" w:hAnsi="Times New Roman" w:cs="Times New Roman"/>
@@ -3777,7 +3637,6 @@
               </w:rPr>
               <w:t xml:space="preserve"> </w:t>
             </w:r>
-            <w:proofErr w:type="spellStart"/>
             <w:r>
               <w:rPr>
                 <w:rFonts w:ascii="Times New Roman" w:hAnsi="Times New Roman" w:cs="Times New Roman"/>
@@ -3788,7 +3647,6 @@
               </w:rPr>
               <w:t>үсэг</w:t>
             </w:r>
-            <w:proofErr w:type="spellEnd"/>
             <w:r>
               <w:rPr>
                 <w:rFonts w:ascii="Times New Roman" w:hAnsi="Times New Roman" w:cs="Times New Roman"/>
@@ -3889,7 +3747,7 @@
                 <w:sz w:val="20"/>
                 <w:szCs w:val="20"/>
               </w:rPr>
-              <w:t>{{price</w:t>
+              <w:t>{{price}}</w:t>
             </w:r>
             <w:r>
               <w:rPr>
@@ -3897,7 +3755,7 @@
                 <w:sz w:val="20"/>
                 <w:szCs w:val="20"/>
               </w:rPr>
-              <w:t xml:space="preserve">}} </w:t>
+              <w:t xml:space="preserve" w:space="preserve"> </w:t>
             </w:r>
           </w:p>
         </w:tc>
@@ -3926,7 +3784,6 @@
                 <w:lang w:val="mn-MN"/>
               </w:rPr>
             </w:pPr>
-            <w:proofErr w:type="spellStart"/>
             <w:r>
               <w:rPr>
                 <w:rFonts w:ascii="Times New Roman" w:hAnsi="Times New Roman" w:cs="Times New Roman"/>
@@ -3937,7 +3794,6 @@
               </w:rPr>
               <w:t>Энэхүү</w:t>
             </w:r>
-            <w:proofErr w:type="spellEnd"/>
             <w:r>
               <w:rPr>
                 <w:rFonts w:ascii="Times New Roman" w:hAnsi="Times New Roman" w:cs="Times New Roman"/>
@@ -3948,7 +3804,6 @@
               </w:rPr>
               <w:t xml:space="preserve"> </w:t>
             </w:r>
-            <w:proofErr w:type="spellStart"/>
             <w:r>
               <w:rPr>
                 <w:rFonts w:ascii="Times New Roman" w:hAnsi="Times New Roman" w:cs="Times New Roman"/>
@@ -3959,7 +3814,6 @@
               </w:rPr>
               <w:t>гэрээний</w:t>
             </w:r>
-            <w:proofErr w:type="spellEnd"/>
             <w:r>
               <w:rPr>
                 <w:rFonts w:ascii="Times New Roman" w:hAnsi="Times New Roman" w:cs="Times New Roman"/>
@@ -4008,25 +3862,23 @@
                 <w:sz w:val="20"/>
                 <w:szCs w:val="20"/>
               </w:rPr>
-              <w:t>{{</w:t>
-            </w:r>
-            <w:proofErr w:type="spellStart"/>
+              <w:t>{{commissionRate}}</w:t>
+            </w:r>
             <w:r>
               <w:rPr>
                 <w:rFonts w:ascii="Times New Roman" w:hAnsi="Times New Roman" w:cs="Times New Roman"/>
                 <w:sz w:val="20"/>
                 <w:szCs w:val="20"/>
               </w:rPr>
-              <w:t>commissionRate</w:t>
-            </w:r>
-            <w:proofErr w:type="spellEnd"/>
+              <w:t/>
+            </w:r>
             <w:r>
               <w:rPr>
                 <w:rFonts w:ascii="Times New Roman" w:hAnsi="Times New Roman" w:cs="Times New Roman"/>
                 <w:sz w:val="20"/>
                 <w:szCs w:val="20"/>
               </w:rPr>
-              <w:t xml:space="preserve">}} </w:t>
+              <w:t xml:space="preserve" w:space="preserve"> </w:t>
             </w:r>
           </w:p>
         </w:tc>
@@ -4054,7 +3906,6 @@
                 <w:szCs w:val="20"/>
               </w:rPr>
             </w:pPr>
-            <w:proofErr w:type="spellStart"/>
             <w:r>
               <w:rPr>
                 <w:rFonts w:ascii="Times New Roman" w:hAnsi="Times New Roman" w:cs="Times New Roman"/>
@@ -4065,7 +3916,6 @@
               </w:rPr>
               <w:t>Энэхүү</w:t>
             </w:r>
-            <w:proofErr w:type="spellEnd"/>
             <w:r>
               <w:rPr>
                 <w:rFonts w:ascii="Times New Roman" w:hAnsi="Times New Roman" w:cs="Times New Roman"/>
@@ -4076,7 +3926,6 @@
               </w:rPr>
               <w:t xml:space="preserve"> </w:t>
             </w:r>
-            <w:proofErr w:type="spellStart"/>
             <w:r>
               <w:rPr>
                 <w:rFonts w:ascii="Times New Roman" w:hAnsi="Times New Roman" w:cs="Times New Roman"/>
@@ -4087,7 +3936,6 @@
               </w:rPr>
               <w:t>гэрээний</w:t>
             </w:r>
-            <w:proofErr w:type="spellEnd"/>
             <w:r>
               <w:rPr>
                 <w:rFonts w:ascii="Times New Roman" w:hAnsi="Times New Roman" w:cs="Times New Roman"/>
@@ -4136,25 +3984,23 @@
                 <w:sz w:val="20"/>
                 <w:szCs w:val="20"/>
               </w:rPr>
-              <w:t>{{</w:t>
-            </w:r>
-            <w:proofErr w:type="spellStart"/>
+              <w:t>{{commissionAmount}}</w:t>
+            </w:r>
             <w:r>
               <w:rPr>
                 <w:rFonts w:ascii="Times New Roman" w:hAnsi="Times New Roman" w:cs="Times New Roman"/>
                 <w:sz w:val="20"/>
                 <w:szCs w:val="20"/>
               </w:rPr>
-              <w:t>commissionAmount</w:t>
-            </w:r>
-            <w:proofErr w:type="spellEnd"/>
+              <w:t/>
+            </w:r>
             <w:r>
               <w:rPr>
                 <w:rFonts w:ascii="Times New Roman" w:hAnsi="Times New Roman" w:cs="Times New Roman"/>
                 <w:sz w:val="20"/>
                 <w:szCs w:val="20"/>
               </w:rPr>
-              <w:t xml:space="preserve">}} </w:t>
+              <w:t xml:space="preserve" w:space="preserve"> </w:t>
             </w:r>
           </w:p>
         </w:tc>
@@ -4182,7 +4028,6 @@
                 <w:szCs w:val="20"/>
               </w:rPr>
             </w:pPr>
-            <w:proofErr w:type="spellStart"/>
             <w:r>
               <w:rPr>
                 <w:rFonts w:ascii="Times New Roman" w:hAnsi="Times New Roman" w:cs="Times New Roman"/>
@@ -4193,7 +4038,6 @@
               </w:rPr>
               <w:t>Зуучлалын</w:t>
             </w:r>
-            <w:proofErr w:type="spellEnd"/>
             <w:r>
               <w:rPr>
                 <w:rFonts w:ascii="Times New Roman" w:hAnsi="Times New Roman" w:cs="Times New Roman"/>
@@ -4204,7 +4048,6 @@
               </w:rPr>
               <w:t xml:space="preserve"> </w:t>
             </w:r>
-            <w:proofErr w:type="spellStart"/>
             <w:r>
               <w:rPr>
                 <w:rFonts w:ascii="Times New Roman" w:hAnsi="Times New Roman" w:cs="Times New Roman"/>
@@ -4215,7 +4058,6 @@
               </w:rPr>
               <w:t>хөлс</w:t>
             </w:r>
-            <w:proofErr w:type="spellEnd"/>
             <w:r>
               <w:rPr>
                 <w:rFonts w:ascii="Times New Roman" w:hAnsi="Times New Roman" w:cs="Times New Roman"/>
@@ -4226,8 +4068,6 @@
               </w:rPr>
               <w:t xml:space="preserve"> </w:t>
             </w:r>
-            <w:proofErr w:type="spellStart"/>
-            <w:proofErr w:type="gramStart"/>
             <w:r>
               <w:rPr>
                 <w:rFonts w:ascii="Times New Roman" w:hAnsi="Times New Roman" w:cs="Times New Roman"/>
@@ -4238,7 +4078,6 @@
               </w:rPr>
               <w:t>үсгээр</w:t>
             </w:r>
-            <w:proofErr w:type="spellEnd"/>
             <w:r>
               <w:rPr>
                 <w:rFonts w:ascii="Times New Roman" w:hAnsi="Times New Roman" w:cs="Times New Roman"/>
@@ -4249,7 +4088,6 @@
               </w:rPr>
               <w:t>:…</w:t>
             </w:r>
-            <w:proofErr w:type="gramEnd"/>
             <w:r>
               <w:rPr>
                 <w:rFonts w:ascii="Times New Roman" w:hAnsi="Times New Roman" w:cs="Times New Roman"/>
@@ -4425,14 +4263,14 @@
           <w:rFonts w:ascii="Times New Roman" w:hAnsi="Times New Roman" w:cs="Times New Roman"/>
           <w:lang w:val="mn-MN"/>
         </w:rPr>
-        <w:t>{{duration</w:t>
-      </w:r>
-      <w:r>
-        <w:rPr>
-          <w:rFonts w:ascii="Times New Roman" w:hAnsi="Times New Roman" w:cs="Times New Roman"/>
-          <w:lang w:val="mn-MN"/>
-        </w:rPr>
-        <w:t xml:space="preserve">}} </w:t>
+        <w:t>{{duration}}</w:t>
+      </w:r>
+      <w:r>
+        <w:rPr>
+          <w:rFonts w:ascii="Times New Roman" w:hAnsi="Times New Roman" w:cs="Times New Roman"/>
+          <w:lang w:val="mn-MN"/>
+        </w:rPr>
+        <w:t xml:space="preserve" w:space="preserve"> </w:t>
       </w:r>
       <w:r>
         <w:rPr>
@@ -4462,15 +4300,15 @@
           <w:b/>
           <w:lang w:val="mn-MN"/>
         </w:rPr>
-        <w:t>{{startDate</w:t>
-      </w:r>
-      <w:r>
-        <w:rPr>
-          <w:rFonts w:ascii="Times New Roman" w:hAnsi="Times New Roman" w:cs="Times New Roman"/>
-          <w:b/>
-          <w:lang w:val="mn-MN"/>
-        </w:rPr>
-        <w:t xml:space="preserve">}} </w:t>
+        <w:t>{{startDate}}</w:t>
+      </w:r>
+      <w:r>
+        <w:rPr>
+          <w:rFonts w:ascii="Times New Roman" w:hAnsi="Times New Roman" w:cs="Times New Roman"/>
+          <w:b/>
+          <w:lang w:val="mn-MN"/>
+        </w:rPr>
+        <w:t xml:space="preserve" w:space="preserve"> </w:t>
       </w:r>
       <w:r>
         <w:rPr>
@@ -4511,15 +4349,15 @@
           <w:b/>
           <w:lang w:val="mn-MN"/>
         </w:rPr>
-        <w:t>{{endDate</w:t>
-      </w:r>
-      <w:r>
-        <w:rPr>
-          <w:rFonts w:ascii="Times New Roman" w:hAnsi="Times New Roman" w:cs="Times New Roman"/>
-          <w:b/>
-          <w:lang w:val="mn-MN"/>
-        </w:rPr>
-        <w:t xml:space="preserve">}} </w:t>
+        <w:t>{{endDate}}</w:t>
+      </w:r>
+      <w:r>
+        <w:rPr>
+          <w:rFonts w:ascii="Times New Roman" w:hAnsi="Times New Roman" w:cs="Times New Roman"/>
+          <w:b/>
+          <w:lang w:val="mn-MN"/>
+        </w:rPr>
+        <w:t xml:space="preserve" w:space="preserve"> </w:t>
       </w:r>
       <w:r>
         <w:rPr>
@@ -4985,7 +4823,6 @@
         </w:rPr>
         <w:t xml:space="preserve"> </w:t>
       </w:r>
-      <w:proofErr w:type="spellStart"/>
       <w:r>
         <w:rPr>
           <w:rFonts w:ascii="Times New Roman" w:hAnsi="Times New Roman" w:cs="Times New Roman"/>
@@ -4993,7 +4830,6 @@
         </w:rPr>
         <w:t>Зуучлуулагчийн</w:t>
       </w:r>
-      <w:proofErr w:type="spellEnd"/>
       <w:r>
         <w:rPr>
           <w:rFonts w:ascii="Times New Roman" w:hAnsi="Times New Roman" w:cs="Times New Roman"/>
@@ -5001,7 +4837,6 @@
         </w:rPr>
         <w:t xml:space="preserve"> </w:t>
       </w:r>
-      <w:proofErr w:type="spellStart"/>
       <w:r>
         <w:rPr>
           <w:rFonts w:ascii="Times New Roman" w:hAnsi="Times New Roman" w:cs="Times New Roman"/>
@@ -5009,7 +4844,6 @@
         </w:rPr>
         <w:t>хууль</w:t>
       </w:r>
-      <w:proofErr w:type="spellEnd"/>
       <w:r>
         <w:rPr>
           <w:rFonts w:ascii="Times New Roman" w:hAnsi="Times New Roman" w:cs="Times New Roman"/>
@@ -5017,7 +4851,6 @@
         </w:rPr>
         <w:t xml:space="preserve"> </w:t>
       </w:r>
-      <w:proofErr w:type="spellStart"/>
       <w:r>
         <w:rPr>
           <w:rFonts w:ascii="Times New Roman" w:hAnsi="Times New Roman" w:cs="Times New Roman"/>
@@ -5025,7 +4858,6 @@
         </w:rPr>
         <w:t>ёсны</w:t>
       </w:r>
-      <w:proofErr w:type="spellEnd"/>
       <w:r>
         <w:rPr>
           <w:rFonts w:ascii="Times New Roman" w:hAnsi="Times New Roman" w:cs="Times New Roman"/>
@@ -5033,7 +4865,6 @@
         </w:rPr>
         <w:t xml:space="preserve"> </w:t>
       </w:r>
-      <w:proofErr w:type="spellStart"/>
       <w:r>
         <w:rPr>
           <w:rFonts w:ascii="Times New Roman" w:hAnsi="Times New Roman" w:cs="Times New Roman"/>
@@ -5041,7 +4872,6 @@
         </w:rPr>
         <w:t>өмчилж</w:t>
       </w:r>
-      <w:proofErr w:type="spellEnd"/>
       <w:r>
         <w:rPr>
           <w:rFonts w:ascii="Times New Roman" w:hAnsi="Times New Roman" w:cs="Times New Roman"/>
@@ -5049,7 +4879,6 @@
         </w:rPr>
         <w:t xml:space="preserve"> </w:t>
       </w:r>
-      <w:proofErr w:type="spellStart"/>
       <w:r>
         <w:rPr>
           <w:rFonts w:ascii="Times New Roman" w:hAnsi="Times New Roman" w:cs="Times New Roman"/>
@@ -5057,7 +4886,6 @@
         </w:rPr>
         <w:t>эзэмшиж</w:t>
       </w:r>
-      <w:proofErr w:type="spellEnd"/>
       <w:r>
         <w:rPr>
           <w:rFonts w:ascii="Times New Roman" w:hAnsi="Times New Roman" w:cs="Times New Roman"/>
@@ -5065,7 +4893,6 @@
         </w:rPr>
         <w:t xml:space="preserve"> </w:t>
       </w:r>
-      <w:proofErr w:type="spellStart"/>
       <w:r>
         <w:rPr>
           <w:rFonts w:ascii="Times New Roman" w:hAnsi="Times New Roman" w:cs="Times New Roman"/>
@@ -5073,7 +4900,6 @@
         </w:rPr>
         <w:t>буй</w:t>
       </w:r>
-      <w:proofErr w:type="spellEnd"/>
       <w:r>
         <w:rPr>
           <w:rFonts w:ascii="Times New Roman" w:hAnsi="Times New Roman" w:cs="Times New Roman"/>
@@ -5081,7 +4907,6 @@
         </w:rPr>
         <w:t xml:space="preserve">, </w:t>
       </w:r>
-      <w:proofErr w:type="spellStart"/>
       <w:r>
         <w:rPr>
           <w:rFonts w:ascii="Times New Roman" w:hAnsi="Times New Roman" w:cs="Times New Roman"/>
@@ -5089,7 +4914,6 @@
         </w:rPr>
         <w:t>зуучлуулагчаар</w:t>
       </w:r>
-      <w:proofErr w:type="spellEnd"/>
       <w:r>
         <w:rPr>
           <w:rFonts w:ascii="Times New Roman" w:hAnsi="Times New Roman" w:cs="Times New Roman"/>
@@ -5097,7 +4921,6 @@
         </w:rPr>
         <w:t xml:space="preserve"> </w:t>
       </w:r>
-      <w:proofErr w:type="spellStart"/>
       <w:r>
         <w:rPr>
           <w:rFonts w:ascii="Times New Roman" w:hAnsi="Times New Roman" w:cs="Times New Roman"/>
@@ -5105,7 +4928,6 @@
         </w:rPr>
         <w:t>зуучлуулахаар</w:t>
       </w:r>
-      <w:proofErr w:type="spellEnd"/>
       <w:r>
         <w:rPr>
           <w:rFonts w:ascii="Times New Roman" w:hAnsi="Times New Roman" w:cs="Times New Roman"/>
@@ -5113,7 +4935,6 @@
         </w:rPr>
         <w:t xml:space="preserve"> </w:t>
       </w:r>
-      <w:proofErr w:type="spellStart"/>
       <w:r>
         <w:rPr>
           <w:rFonts w:ascii="Times New Roman" w:hAnsi="Times New Roman" w:cs="Times New Roman"/>
@@ -5121,7 +4942,6 @@
         </w:rPr>
         <w:t>тохирсон</w:t>
       </w:r>
-      <w:proofErr w:type="spellEnd"/>
       <w:r>
         <w:rPr>
           <w:rFonts w:ascii="Times New Roman" w:hAnsi="Times New Roman" w:cs="Times New Roman"/>
@@ -5129,7 +4949,6 @@
         </w:rPr>
         <w:t xml:space="preserve">  </w:t>
       </w:r>
-      <w:proofErr w:type="spellStart"/>
       <w:r>
         <w:rPr>
           <w:rFonts w:ascii="Times New Roman" w:hAnsi="Times New Roman" w:cs="Times New Roman"/>
@@ -5137,7 +4956,6 @@
         </w:rPr>
         <w:t>үл</w:t>
       </w:r>
-      <w:proofErr w:type="spellEnd"/>
       <w:r>
         <w:rPr>
           <w:rFonts w:ascii="Times New Roman" w:hAnsi="Times New Roman" w:cs="Times New Roman"/>
@@ -5145,7 +4963,6 @@
         </w:rPr>
         <w:t xml:space="preserve"> </w:t>
       </w:r>
-      <w:proofErr w:type="spellStart"/>
       <w:r>
         <w:rPr>
           <w:rFonts w:ascii="Times New Roman" w:hAnsi="Times New Roman" w:cs="Times New Roman"/>
@@ -5153,7 +4970,6 @@
         </w:rPr>
         <w:t>хөдлөх</w:t>
       </w:r>
-      <w:proofErr w:type="spellEnd"/>
       <w:r>
         <w:rPr>
           <w:rFonts w:ascii="Times New Roman" w:hAnsi="Times New Roman" w:cs="Times New Roman"/>
@@ -5161,7 +4977,6 @@
         </w:rPr>
         <w:t xml:space="preserve"> </w:t>
       </w:r>
-      <w:proofErr w:type="spellStart"/>
       <w:r>
         <w:rPr>
           <w:rFonts w:ascii="Times New Roman" w:hAnsi="Times New Roman" w:cs="Times New Roman"/>
@@ -5169,7 +4984,6 @@
         </w:rPr>
         <w:t>эд</w:t>
       </w:r>
-      <w:proofErr w:type="spellEnd"/>
       <w:r>
         <w:rPr>
           <w:rFonts w:ascii="Times New Roman" w:hAnsi="Times New Roman" w:cs="Times New Roman"/>
@@ -5177,7 +4991,6 @@
         </w:rPr>
         <w:t xml:space="preserve"> </w:t>
       </w:r>
-      <w:proofErr w:type="spellStart"/>
       <w:r>
         <w:rPr>
           <w:rFonts w:ascii="Times New Roman" w:hAnsi="Times New Roman" w:cs="Times New Roman"/>
@@ -5185,7 +4998,6 @@
         </w:rPr>
         <w:t>хөрөнгийг</w:t>
       </w:r>
-      <w:proofErr w:type="spellEnd"/>
       <w:r>
         <w:rPr>
           <w:rFonts w:ascii="Times New Roman" w:hAnsi="Times New Roman" w:cs="Times New Roman"/>
@@ -5193,7 +5005,6 @@
         </w:rPr>
         <w:t xml:space="preserve">  </w:t>
       </w:r>
-      <w:proofErr w:type="spellStart"/>
       <w:r>
         <w:rPr>
           <w:rFonts w:ascii="Times New Roman" w:hAnsi="Times New Roman" w:cs="Times New Roman"/>
@@ -5201,7 +5012,6 @@
         </w:rPr>
         <w:t>ойлгоно</w:t>
       </w:r>
-      <w:proofErr w:type="spellEnd"/>
       <w:r>
         <w:rPr>
           <w:rFonts w:ascii="Times New Roman" w:hAnsi="Times New Roman" w:cs="Times New Roman"/>
@@ -7295,14 +7105,12 @@
         </w:rPr>
         <w:t xml:space="preserve">Зуучлуулагч тал нь байраа буцаасан тохиолдолд 3 сарын дотороо үл хөдлөх зуучлалын </w:t>
       </w:r>
-      <w:proofErr w:type="spellStart"/>
       <w:r>
         <w:rPr>
           <w:rFonts w:ascii="Times New Roman" w:hAnsi="Times New Roman" w:cs="Times New Roman"/>
         </w:rPr>
         <w:t>Remax</w:t>
       </w:r>
-      <w:proofErr w:type="spellEnd"/>
       <w:r>
         <w:rPr>
           <w:rFonts w:ascii="Times New Roman" w:hAnsi="Times New Roman" w:cs="Times New Roman"/>
@@ -8884,15 +8692,15 @@
           <w:b/>
           <w:lang w:val="mn-MN"/>
         </w:rPr>
-        <w:t>{{name</w:t>
-      </w:r>
-      <w:r>
-        <w:rPr>
-          <w:rFonts w:ascii="Times New Roman" w:hAnsi="Times New Roman" w:cs="Times New Roman"/>
-          <w:b/>
-          <w:lang w:val="mn-MN"/>
-        </w:rPr>
-        <w:t xml:space="preserve">}} </w:t>
+        <w:t>{{name}}</w:t>
+      </w:r>
+      <w:r>
+        <w:rPr>
+          <w:rFonts w:ascii="Times New Roman" w:hAnsi="Times New Roman" w:cs="Times New Roman"/>
+          <w:b/>
+          <w:lang w:val="mn-MN"/>
+        </w:rPr>
+        <w:t xml:space="preserve" w:space="preserve"> </w:t>
       </w:r>
     </w:p>
     <w:bookmarkEnd w:id="10"/>
@@ -8970,15 +8778,15 @@
           <w:b/>
           <w:lang w:val="mn-MN"/>
         </w:rPr>
-        <w:t>{{register</w:t>
-      </w:r>
-      <w:r>
-        <w:rPr>
-          <w:rFonts w:ascii="Times New Roman" w:hAnsi="Times New Roman" w:cs="Times New Roman"/>
-          <w:b/>
-          <w:lang w:val="mn-MN"/>
-        </w:rPr>
-        <w:t xml:space="preserve">}} </w:t>
+        <w:t>{{register}}</w:t>
+      </w:r>
+      <w:r>
+        <w:rPr>
+          <w:rFonts w:ascii="Times New Roman" w:hAnsi="Times New Roman" w:cs="Times New Roman"/>
+          <w:b/>
+          <w:lang w:val="mn-MN"/>
+        </w:rPr>
+        <w:t xml:space="preserve" w:space="preserve"> </w:t>
       </w:r>
       <w:bookmarkEnd w:id="11"/>
     </w:p>
@@ -9017,15 +8825,15 @@
           <w:b/>
           <w:lang w:val="mn-MN"/>
         </w:rPr>
-        <w:t>{{residentialAddress</w:t>
-      </w:r>
-      <w:r>
-        <w:rPr>
-          <w:rFonts w:ascii="Times New Roman" w:hAnsi="Times New Roman" w:cs="Times New Roman"/>
-          <w:b/>
-          <w:lang w:val="mn-MN"/>
-        </w:rPr>
-        <w:t xml:space="preserve">}} </w:t>
+        <w:t>{{residentialAddress}}</w:t>
+      </w:r>
+      <w:r>
+        <w:rPr>
+          <w:rFonts w:ascii="Times New Roman" w:hAnsi="Times New Roman" w:cs="Times New Roman"/>
+          <w:b/>
+          <w:lang w:val="mn-MN"/>
+        </w:rPr>
+        <w:t xml:space="preserve" w:space="preserve"> </w:t>
       </w:r>
     </w:p>
     <w:p>
@@ -9067,7 +8875,7 @@
           <w:szCs w:val="19"/>
           <w:lang w:val="mn-MN"/>
         </w:rPr>
-        <w:t>{{email</w:t>
+        <w:t>{{email}}</w:t>
       </w:r>
       <w:r>
         <w:rPr>
@@ -9077,7 +8885,7 @@
           <w:szCs w:val="19"/>
           <w:lang w:val="mn-MN"/>
         </w:rPr>
-        <w:t xml:space="preserve">}} </w:t>
+        <w:t xml:space="preserve" w:space="preserve"> </w:t>
       </w:r>
     </w:p>
     <w:p>
@@ -9115,15 +8923,15 @@
           <w:b/>
           <w:lang w:val="mn-MN"/>
         </w:rPr>
-        <w:t>{{phone</w:t>
-      </w:r>
-      <w:r>
-        <w:rPr>
-          <w:rFonts w:ascii="Times New Roman" w:hAnsi="Times New Roman" w:cs="Times New Roman"/>
-          <w:b/>
-          <w:lang w:val="mn-MN"/>
-        </w:rPr>
-        <w:t xml:space="preserve">}} </w:t>
+        <w:t>{{phone}}</w:t>
+      </w:r>
+      <w:r>
+        <w:rPr>
+          <w:rFonts w:ascii="Times New Roman" w:hAnsi="Times New Roman" w:cs="Times New Roman"/>
+          <w:b/>
+          <w:lang w:val="mn-MN"/>
+        </w:rPr>
+        <w:t xml:space="preserve" w:space="preserve"> </w:t>
       </w:r>
     </w:p>
     <w:p>
@@ -9238,15 +9046,15 @@
           <w:b/>
           <w:lang w:val="mn-MN"/>
         </w:rPr>
-        <w:t>{{name2</w:t>
-      </w:r>
-      <w:r>
-        <w:rPr>
-          <w:rFonts w:ascii="Times New Roman" w:hAnsi="Times New Roman" w:cs="Times New Roman"/>
-          <w:b/>
-          <w:lang w:val="mn-MN"/>
-        </w:rPr>
-        <w:t xml:space="preserve">}} </w:t>
+        <w:t>{{name2}}</w:t>
+      </w:r>
+      <w:r>
+        <w:rPr>
+          <w:rFonts w:ascii="Times New Roman" w:hAnsi="Times New Roman" w:cs="Times New Roman"/>
+          <w:b/>
+          <w:lang w:val="mn-MN"/>
+        </w:rPr>
+        <w:t xml:space="preserve" w:space="preserve"> </w:t>
       </w:r>
     </w:p>
     <w:p>
@@ -9314,15 +9122,15 @@
           <w:b/>
           <w:lang w:val="mn-MN"/>
         </w:rPr>
-        <w:t>{{register2</w:t>
-      </w:r>
-      <w:r>
-        <w:rPr>
-          <w:rFonts w:ascii="Times New Roman" w:hAnsi="Times New Roman" w:cs="Times New Roman"/>
-          <w:b/>
-          <w:lang w:val="mn-MN"/>
-        </w:rPr>
-        <w:t xml:space="preserve">}} </w:t>
+        <w:t>{{register2}}</w:t>
+      </w:r>
+      <w:r>
+        <w:rPr>
+          <w:rFonts w:ascii="Times New Roman" w:hAnsi="Times New Roman" w:cs="Times New Roman"/>
+          <w:b/>
+          <w:lang w:val="mn-MN"/>
+        </w:rPr>
+        <w:t xml:space="preserve" w:space="preserve"> </w:t>
       </w:r>
       <w:bookmarkEnd w:id="12"/>
     </w:p>
@@ -9557,7 +9365,6 @@
         </w:rPr>
         <w:t xml:space="preserve">J Tower 908 </w:t>
       </w:r>
-      <w:proofErr w:type="spellStart"/>
       <w:r>
         <w:rPr>
           <w:rFonts w:ascii="Times New Roman" w:hAnsi="Times New Roman" w:cs="Times New Roman"/>
@@ -9565,7 +9372,6 @@
         </w:rPr>
         <w:t>тоот</w:t>
       </w:r>
-      <w:proofErr w:type="spellEnd"/>
     </w:p>
     <w:p>
       <w:pPr>
@@ -9640,15 +9446,15 @@
           <w:b/>
           <w:lang w:val="mn-MN"/>
         </w:rPr>
-        <w:t>{{agent</w:t>
-      </w:r>
-      <w:r>
-        <w:rPr>
-          <w:rFonts w:ascii="Times New Roman" w:hAnsi="Times New Roman" w:cs="Times New Roman"/>
-          <w:b/>
-          <w:lang w:val="mn-MN"/>
-        </w:rPr>
-        <w:t xml:space="preserve">}} </w:t>
+        <w:t>{{agent}}</w:t>
+      </w:r>
+      <w:r>
+        <w:rPr>
+          <w:rFonts w:ascii="Times New Roman" w:hAnsi="Times New Roman" w:cs="Times New Roman"/>
+          <w:b/>
+          <w:lang w:val="mn-MN"/>
+        </w:rPr>
+        <w:t xml:space="preserve" w:space="preserve"> </w:t>
       </w:r>
       <w:r>
         <w:rPr>
